--- a/docs/activities/unidad_1_A3/activity_3.docx
+++ b/docs/activities/unidad_1_A3/activity_3.docx
@@ -1855,12 +1855,11 @@
         <w:ind w:left="593"/>
       </w:pPr>
       <w:r>
-        <w:t>Captura de Performance.</w:t>
-      </w:r>
-    </w:p>
-    <w:p>
-      <w:pPr>
-        <w:spacing w:after="498"/>
+        <w:t>Captura de Performance</w:t>
+      </w:r>
+    </w:p>
+    <w:p>
+      <w:pPr>
         <w:ind w:left="593"/>
       </w:pPr>
       <w:r>

--- a/docs/activities/unidad_1_A3/activity_3.docx
+++ b/docs/activities/unidad_1_A3/activity_3.docx
@@ -215,609 +215,6 @@
           <w:szCs w:val="22"/>
         </w:rPr>
         <w:t>arragan</w:t>
-      </w:r>
-    </w:p>
-    <w:p>
-      <w:pPr>
-        <w:pStyle w:val="Ttulo1"/>
-        <w:ind w:left="-5"/>
-      </w:pPr>
-      <w:r>
-        <w:t>Objetivo</w:t>
-      </w:r>
-    </w:p>
-    <w:p>
-      <w:pPr>
-        <w:spacing w:after="247"/>
-      </w:pPr>
-      <w:r>
-        <w:t>Analizar y modificar una aplicación interactiva para comprender:</w:t>
-      </w:r>
-    </w:p>
-    <w:p>
-      <w:pPr>
-        <w:ind w:left="593"/>
-      </w:pPr>
-      <w:r>
-        <w:rPr>
-          <w:rFonts w:ascii="Calibri" w:eastAsia="Calibri" w:hAnsi="Calibri" w:cs="Calibri"/>
-          <w:noProof/>
-          <w:sz w:val="22"/>
-        </w:rPr>
-        <mc:AlternateContent>
-          <mc:Choice Requires="wpg">
-            <w:drawing>
-              <wp:anchor distT="0" distB="0" distL="114300" distR="114300" simplePos="0" relativeHeight="251658240" behindDoc="0" locked="0" layoutInCell="1" allowOverlap="1" wp14:anchorId="7C58EC4D" wp14:editId="7A6E4A5E">
-                <wp:simplePos x="0" y="0"/>
-                <wp:positionH relativeFrom="column">
-                  <wp:posOffset>264401</wp:posOffset>
-                </wp:positionH>
-                <wp:positionV relativeFrom="paragraph">
-                  <wp:posOffset>63473</wp:posOffset>
-                </wp:positionV>
-                <wp:extent cx="45808" cy="1285761"/>
-                <wp:effectExtent l="0" t="0" r="0" b="0"/>
-                <wp:wrapSquare wrapText="bothSides"/>
-                <wp:docPr id="1121" name="Group 1121"/>
-                <wp:cNvGraphicFramePr/>
-                <a:graphic xmlns:a="http://schemas.openxmlformats.org/drawingml/2006/main">
-                  <a:graphicData uri="http://schemas.microsoft.com/office/word/2010/wordprocessingGroup">
-                    <wpg:wgp>
-                      <wpg:cNvGrpSpPr/>
-                      <wpg:grpSpPr>
-                        <a:xfrm>
-                          <a:off x="0" y="0"/>
-                          <a:ext cx="45808" cy="1285761"/>
-                          <a:chOff x="0" y="0"/>
-                          <a:chExt cx="45808" cy="1285761"/>
-                        </a:xfrm>
-                      </wpg:grpSpPr>
-                      <wps:wsp>
-                        <wps:cNvPr id="10" name="Shape 10"/>
-                        <wps:cNvSpPr/>
-                        <wps:spPr>
-                          <a:xfrm>
-                            <a:off x="0" y="0"/>
-                            <a:ext cx="0" cy="45809"/>
-                          </a:xfrm>
-                          <a:custGeom>
-                            <a:avLst/>
-                            <a:gdLst/>
-                            <a:ahLst/>
-                            <a:cxnLst/>
-                            <a:rect l="0" t="0" r="0" b="0"/>
-                            <a:pathLst>
-                              <a:path h="45809">
-                                <a:moveTo>
-                                  <a:pt x="0" y="45809"/>
-                                </a:moveTo>
-                                <a:lnTo>
-                                  <a:pt x="0" y="0"/>
-                                </a:lnTo>
-                              </a:path>
-                            </a:pathLst>
-                          </a:custGeom>
-                          <a:ln w="45808" cap="flat">
-                            <a:miter lim="127000"/>
-                          </a:ln>
-                        </wps:spPr>
-                        <wps:style>
-                          <a:lnRef idx="1">
-                            <a:srgbClr val="000000"/>
-                          </a:lnRef>
-                          <a:fillRef idx="0">
-                            <a:srgbClr val="000000">
-                              <a:alpha val="0"/>
-                            </a:srgbClr>
-                          </a:fillRef>
-                          <a:effectRef idx="0">
-                            <a:scrgbClr r="0" g="0" b="0"/>
-                          </a:effectRef>
-                          <a:fontRef idx="none"/>
-                        </wps:style>
-                        <wps:bodyPr/>
-                      </wps:wsp>
-                      <wps:wsp>
-                        <wps:cNvPr id="12" name="Shape 12"/>
-                        <wps:cNvSpPr/>
-                        <wps:spPr>
-                          <a:xfrm>
-                            <a:off x="0" y="309994"/>
-                            <a:ext cx="0" cy="45809"/>
-                          </a:xfrm>
-                          <a:custGeom>
-                            <a:avLst/>
-                            <a:gdLst/>
-                            <a:ahLst/>
-                            <a:cxnLst/>
-                            <a:rect l="0" t="0" r="0" b="0"/>
-                            <a:pathLst>
-                              <a:path h="45809">
-                                <a:moveTo>
-                                  <a:pt x="0" y="45809"/>
-                                </a:moveTo>
-                                <a:lnTo>
-                                  <a:pt x="0" y="0"/>
-                                </a:lnTo>
-                              </a:path>
-                            </a:pathLst>
-                          </a:custGeom>
-                          <a:ln w="45808" cap="flat">
-                            <a:miter lim="127000"/>
-                          </a:ln>
-                        </wps:spPr>
-                        <wps:style>
-                          <a:lnRef idx="1">
-                            <a:srgbClr val="000000"/>
-                          </a:lnRef>
-                          <a:fillRef idx="0">
-                            <a:srgbClr val="000000">
-                              <a:alpha val="0"/>
-                            </a:srgbClr>
-                          </a:fillRef>
-                          <a:effectRef idx="0">
-                            <a:scrgbClr r="0" g="0" b="0"/>
-                          </a:effectRef>
-                          <a:fontRef idx="none"/>
-                        </wps:style>
-                        <wps:bodyPr/>
-                      </wps:wsp>
-                      <wps:wsp>
-                        <wps:cNvPr id="14" name="Shape 14"/>
-                        <wps:cNvSpPr/>
-                        <wps:spPr>
-                          <a:xfrm>
-                            <a:off x="0" y="619976"/>
-                            <a:ext cx="0" cy="45809"/>
-                          </a:xfrm>
-                          <a:custGeom>
-                            <a:avLst/>
-                            <a:gdLst/>
-                            <a:ahLst/>
-                            <a:cxnLst/>
-                            <a:rect l="0" t="0" r="0" b="0"/>
-                            <a:pathLst>
-                              <a:path h="45809">
-                                <a:moveTo>
-                                  <a:pt x="0" y="45809"/>
-                                </a:moveTo>
-                                <a:lnTo>
-                                  <a:pt x="0" y="0"/>
-                                </a:lnTo>
-                              </a:path>
-                            </a:pathLst>
-                          </a:custGeom>
-                          <a:ln w="45808" cap="flat">
-                            <a:miter lim="127000"/>
-                          </a:ln>
-                        </wps:spPr>
-                        <wps:style>
-                          <a:lnRef idx="1">
-                            <a:srgbClr val="000000"/>
-                          </a:lnRef>
-                          <a:fillRef idx="0">
-                            <a:srgbClr val="000000">
-                              <a:alpha val="0"/>
-                            </a:srgbClr>
-                          </a:fillRef>
-                          <a:effectRef idx="0">
-                            <a:scrgbClr r="0" g="0" b="0"/>
-                          </a:effectRef>
-                          <a:fontRef idx="none"/>
-                        </wps:style>
-                        <wps:bodyPr/>
-                      </wps:wsp>
-                      <wps:wsp>
-                        <wps:cNvPr id="16" name="Shape 16"/>
-                        <wps:cNvSpPr/>
-                        <wps:spPr>
-                          <a:xfrm>
-                            <a:off x="0" y="929970"/>
-                            <a:ext cx="0" cy="45796"/>
-                          </a:xfrm>
-                          <a:custGeom>
-                            <a:avLst/>
-                            <a:gdLst/>
-                            <a:ahLst/>
-                            <a:cxnLst/>
-                            <a:rect l="0" t="0" r="0" b="0"/>
-                            <a:pathLst>
-                              <a:path h="45796">
-                                <a:moveTo>
-                                  <a:pt x="0" y="45796"/>
-                                </a:moveTo>
-                                <a:lnTo>
-                                  <a:pt x="0" y="0"/>
-                                </a:lnTo>
-                              </a:path>
-                            </a:pathLst>
-                          </a:custGeom>
-                          <a:ln w="45808" cap="flat">
-                            <a:miter lim="127000"/>
-                          </a:ln>
-                        </wps:spPr>
-                        <wps:style>
-                          <a:lnRef idx="1">
-                            <a:srgbClr val="000000"/>
-                          </a:lnRef>
-                          <a:fillRef idx="0">
-                            <a:srgbClr val="000000">
-                              <a:alpha val="0"/>
-                            </a:srgbClr>
-                          </a:fillRef>
-                          <a:effectRef idx="0">
-                            <a:scrgbClr r="0" g="0" b="0"/>
-                          </a:effectRef>
-                          <a:fontRef idx="none"/>
-                        </wps:style>
-                        <wps:bodyPr/>
-                      </wps:wsp>
-                      <wps:wsp>
-                        <wps:cNvPr id="18" name="Shape 18"/>
-                        <wps:cNvSpPr/>
-                        <wps:spPr>
-                          <a:xfrm>
-                            <a:off x="0" y="1239952"/>
-                            <a:ext cx="0" cy="45809"/>
-                          </a:xfrm>
-                          <a:custGeom>
-                            <a:avLst/>
-                            <a:gdLst/>
-                            <a:ahLst/>
-                            <a:cxnLst/>
-                            <a:rect l="0" t="0" r="0" b="0"/>
-                            <a:pathLst>
-                              <a:path h="45809">
-                                <a:moveTo>
-                                  <a:pt x="0" y="45809"/>
-                                </a:moveTo>
-                                <a:lnTo>
-                                  <a:pt x="0" y="0"/>
-                                </a:lnTo>
-                              </a:path>
-                            </a:pathLst>
-                          </a:custGeom>
-                          <a:ln w="45808" cap="flat">
-                            <a:miter lim="127000"/>
-                          </a:ln>
-                        </wps:spPr>
-                        <wps:style>
-                          <a:lnRef idx="1">
-                            <a:srgbClr val="000000"/>
-                          </a:lnRef>
-                          <a:fillRef idx="0">
-                            <a:srgbClr val="000000">
-                              <a:alpha val="0"/>
-                            </a:srgbClr>
-                          </a:fillRef>
-                          <a:effectRef idx="0">
-                            <a:scrgbClr r="0" g="0" b="0"/>
-                          </a:effectRef>
-                          <a:fontRef idx="none"/>
-                        </wps:style>
-                        <wps:bodyPr/>
-                      </wps:wsp>
-                    </wpg:wgp>
-                  </a:graphicData>
-                </a:graphic>
-              </wp:anchor>
-            </w:drawing>
-          </mc:Choice>
-          <mc:Fallback xmlns:a="http://schemas.openxmlformats.org/drawingml/2006/main">
-            <w:pict>
-              <v:group id="Group 1121" style="width:3.6069pt;height:101.241pt;position:absolute;mso-position-horizontal-relative:text;mso-position-horizontal:absolute;margin-left:20.819pt;mso-position-vertical-relative:text;margin-top:4.99786pt;" coordsize="458,12857">
-                <v:shape id="Shape 10" style="position:absolute;width:0;height:458;left:0;top:0;" coordsize="0,45809" path="m0,45809l0,0">
-                  <v:stroke weight="3.6069pt" endcap="flat" joinstyle="miter" miterlimit="10" on="true" color="#000000"/>
-                  <v:fill on="false" color="#000000" opacity="0"/>
-                </v:shape>
-                <v:shape id="Shape 12" style="position:absolute;width:0;height:458;left:0;top:3099;" coordsize="0,45809" path="m0,45809l0,0">
-                  <v:stroke weight="3.6069pt" endcap="flat" joinstyle="miter" miterlimit="10" on="true" color="#000000"/>
-                  <v:fill on="false" color="#000000" opacity="0"/>
-                </v:shape>
-                <v:shape id="Shape 14" style="position:absolute;width:0;height:458;left:0;top:6199;" coordsize="0,45809" path="m0,45809l0,0">
-                  <v:stroke weight="3.6069pt" endcap="flat" joinstyle="miter" miterlimit="10" on="true" color="#000000"/>
-                  <v:fill on="false" color="#000000" opacity="0"/>
-                </v:shape>
-                <v:shape id="Shape 16" style="position:absolute;width:0;height:457;left:0;top:9299;" coordsize="0,45796" path="m0,45796l0,0">
-                  <v:stroke weight="3.6069pt" endcap="flat" joinstyle="miter" miterlimit="10" on="true" color="#000000"/>
-                  <v:fill on="false" color="#000000" opacity="0"/>
-                </v:shape>
-                <v:shape id="Shape 18" style="position:absolute;width:0;height:458;left:0;top:12399;" coordsize="0,45809" path="m0,45809l0,0">
-                  <v:stroke weight="3.6069pt" endcap="flat" joinstyle="miter" miterlimit="10" on="true" color="#000000"/>
-                  <v:fill on="false" color="#000000" opacity="0"/>
-                </v:shape>
-                <w10:wrap type="square"/>
-              </v:group>
-            </w:pict>
-          </mc:Fallback>
-        </mc:AlternateContent>
-      </w:r>
-      <w:r>
-        <w:t>El DOM como API programable</w:t>
-      </w:r>
-    </w:p>
-    <w:p>
-      <w:pPr>
-        <w:ind w:left="593"/>
-      </w:pPr>
-      <w:r>
-        <w:t>Creación y mutación de nodos</w:t>
-      </w:r>
-    </w:p>
-    <w:p>
-      <w:pPr>
-        <w:ind w:left="593"/>
-      </w:pPr>
-      <w:r>
-        <w:t>Delegación de eventos</w:t>
-      </w:r>
-    </w:p>
-    <w:p>
-      <w:pPr>
-        <w:ind w:left="593"/>
-      </w:pPr>
-      <w:r>
-        <w:t>Propagación (bubbling)</w:t>
-      </w:r>
-    </w:p>
-    <w:p>
-      <w:pPr>
-        <w:spacing w:after="498"/>
-        <w:ind w:left="593"/>
-      </w:pPr>
-      <w:r>
-        <w:t>Impacto de múltiples modificaciones en el DOM</w:t>
-      </w:r>
-    </w:p>
-    <w:p>
-      <w:pPr>
-        <w:spacing w:after="97" w:line="259" w:lineRule="auto"/>
-        <w:ind w:left="-5"/>
-      </w:pPr>
-      <w:r>
-        <w:rPr>
-          <w:b/>
-          <w:sz w:val="34"/>
-        </w:rPr>
-        <w:t>Duración</w:t>
-      </w:r>
-    </w:p>
-    <w:p>
-      <w:pPr>
-        <w:spacing w:after="510"/>
-      </w:pPr>
-      <w:r>
-        <w:t>40 minutos</w:t>
-      </w:r>
-    </w:p>
-    <w:p>
-      <w:pPr>
-        <w:pStyle w:val="Ttulo1"/>
-        <w:ind w:left="-5"/>
-      </w:pPr>
-      <w:r>
-        <w:t>Organización del Equipo</w:t>
-      </w:r>
-    </w:p>
-    <w:p>
-      <w:pPr>
-        <w:ind w:left="593"/>
-      </w:pPr>
-      <w:r>
-        <w:rPr>
-          <w:rFonts w:ascii="Calibri" w:eastAsia="Calibri" w:hAnsi="Calibri" w:cs="Calibri"/>
-          <w:noProof/>
-          <w:sz w:val="22"/>
-        </w:rPr>
-        <mc:AlternateContent>
-          <mc:Choice Requires="wpg">
-            <w:drawing>
-              <wp:anchor distT="0" distB="0" distL="114300" distR="114300" simplePos="0" relativeHeight="251659264" behindDoc="0" locked="0" layoutInCell="1" allowOverlap="1" wp14:anchorId="7427F6D9" wp14:editId="3C35E907">
-                <wp:simplePos x="0" y="0"/>
-                <wp:positionH relativeFrom="column">
-                  <wp:posOffset>264401</wp:posOffset>
-                </wp:positionH>
-                <wp:positionV relativeFrom="paragraph">
-                  <wp:posOffset>63473</wp:posOffset>
-                </wp:positionV>
-                <wp:extent cx="45808" cy="665785"/>
-                <wp:effectExtent l="0" t="0" r="0" b="0"/>
-                <wp:wrapSquare wrapText="bothSides"/>
-                <wp:docPr id="1122" name="Group 1122"/>
-                <wp:cNvGraphicFramePr/>
-                <a:graphic xmlns:a="http://schemas.openxmlformats.org/drawingml/2006/main">
-                  <a:graphicData uri="http://schemas.microsoft.com/office/word/2010/wordprocessingGroup">
-                    <wpg:wgp>
-                      <wpg:cNvGrpSpPr/>
-                      <wpg:grpSpPr>
-                        <a:xfrm>
-                          <a:off x="0" y="0"/>
-                          <a:ext cx="45808" cy="665785"/>
-                          <a:chOff x="0" y="0"/>
-                          <a:chExt cx="45808" cy="665785"/>
-                        </a:xfrm>
-                      </wpg:grpSpPr>
-                      <wps:wsp>
-                        <wps:cNvPr id="23" name="Shape 23"/>
-                        <wps:cNvSpPr/>
-                        <wps:spPr>
-                          <a:xfrm>
-                            <a:off x="0" y="0"/>
-                            <a:ext cx="0" cy="45809"/>
-                          </a:xfrm>
-                          <a:custGeom>
-                            <a:avLst/>
-                            <a:gdLst/>
-                            <a:ahLst/>
-                            <a:cxnLst/>
-                            <a:rect l="0" t="0" r="0" b="0"/>
-                            <a:pathLst>
-                              <a:path h="45809">
-                                <a:moveTo>
-                                  <a:pt x="0" y="45809"/>
-                                </a:moveTo>
-                                <a:lnTo>
-                                  <a:pt x="0" y="0"/>
-                                </a:lnTo>
-                              </a:path>
-                            </a:pathLst>
-                          </a:custGeom>
-                          <a:ln w="45808" cap="flat">
-                            <a:miter lim="127000"/>
-                          </a:ln>
-                        </wps:spPr>
-                        <wps:style>
-                          <a:lnRef idx="1">
-                            <a:srgbClr val="000000"/>
-                          </a:lnRef>
-                          <a:fillRef idx="0">
-                            <a:srgbClr val="000000">
-                              <a:alpha val="0"/>
-                            </a:srgbClr>
-                          </a:fillRef>
-                          <a:effectRef idx="0">
-                            <a:scrgbClr r="0" g="0" b="0"/>
-                          </a:effectRef>
-                          <a:fontRef idx="none"/>
-                        </wps:style>
-                        <wps:bodyPr/>
-                      </wps:wsp>
-                      <wps:wsp>
-                        <wps:cNvPr id="25" name="Shape 25"/>
-                        <wps:cNvSpPr/>
-                        <wps:spPr>
-                          <a:xfrm>
-                            <a:off x="0" y="309994"/>
-                            <a:ext cx="0" cy="45809"/>
-                          </a:xfrm>
-                          <a:custGeom>
-                            <a:avLst/>
-                            <a:gdLst/>
-                            <a:ahLst/>
-                            <a:cxnLst/>
-                            <a:rect l="0" t="0" r="0" b="0"/>
-                            <a:pathLst>
-                              <a:path h="45809">
-                                <a:moveTo>
-                                  <a:pt x="0" y="45809"/>
-                                </a:moveTo>
-                                <a:lnTo>
-                                  <a:pt x="0" y="0"/>
-                                </a:lnTo>
-                              </a:path>
-                            </a:pathLst>
-                          </a:custGeom>
-                          <a:ln w="45808" cap="flat">
-                            <a:miter lim="127000"/>
-                          </a:ln>
-                        </wps:spPr>
-                        <wps:style>
-                          <a:lnRef idx="1">
-                            <a:srgbClr val="000000"/>
-                          </a:lnRef>
-                          <a:fillRef idx="0">
-                            <a:srgbClr val="000000">
-                              <a:alpha val="0"/>
-                            </a:srgbClr>
-                          </a:fillRef>
-                          <a:effectRef idx="0">
-                            <a:scrgbClr r="0" g="0" b="0"/>
-                          </a:effectRef>
-                          <a:fontRef idx="none"/>
-                        </wps:style>
-                        <wps:bodyPr/>
-                      </wps:wsp>
-                      <wps:wsp>
-                        <wps:cNvPr id="27" name="Shape 27"/>
-                        <wps:cNvSpPr/>
-                        <wps:spPr>
-                          <a:xfrm>
-                            <a:off x="0" y="619975"/>
-                            <a:ext cx="0" cy="45810"/>
-                          </a:xfrm>
-                          <a:custGeom>
-                            <a:avLst/>
-                            <a:gdLst/>
-                            <a:ahLst/>
-                            <a:cxnLst/>
-                            <a:rect l="0" t="0" r="0" b="0"/>
-                            <a:pathLst>
-                              <a:path h="45810">
-                                <a:moveTo>
-                                  <a:pt x="0" y="45810"/>
-                                </a:moveTo>
-                                <a:lnTo>
-                                  <a:pt x="0" y="0"/>
-                                </a:lnTo>
-                              </a:path>
-                            </a:pathLst>
-                          </a:custGeom>
-                          <a:ln w="45808" cap="flat">
-                            <a:miter lim="127000"/>
-                          </a:ln>
-                        </wps:spPr>
-                        <wps:style>
-                          <a:lnRef idx="1">
-                            <a:srgbClr val="000000"/>
-                          </a:lnRef>
-                          <a:fillRef idx="0">
-                            <a:srgbClr val="000000">
-                              <a:alpha val="0"/>
-                            </a:srgbClr>
-                          </a:fillRef>
-                          <a:effectRef idx="0">
-                            <a:scrgbClr r="0" g="0" b="0"/>
-                          </a:effectRef>
-                          <a:fontRef idx="none"/>
-                        </wps:style>
-                        <wps:bodyPr/>
-                      </wps:wsp>
-                    </wpg:wgp>
-                  </a:graphicData>
-                </a:graphic>
-              </wp:anchor>
-            </w:drawing>
-          </mc:Choice>
-          <mc:Fallback xmlns:a="http://schemas.openxmlformats.org/drawingml/2006/main">
-            <w:pict>
-              <v:group id="Group 1122" style="width:3.6069pt;height:52.424pt;position:absolute;mso-position-horizontal-relative:text;mso-position-horizontal:absolute;margin-left:20.819pt;mso-position-vertical-relative:text;margin-top:4.99789pt;" coordsize="458,6657">
-                <v:shape id="Shape 23" style="position:absolute;width:0;height:458;left:0;top:0;" coordsize="0,45809" path="m0,45809l0,0">
-                  <v:stroke weight="3.6069pt" endcap="flat" joinstyle="miter" miterlimit="10" on="true" color="#000000"/>
-                  <v:fill on="false" color="#000000" opacity="0"/>
-                </v:shape>
-                <v:shape id="Shape 25" style="position:absolute;width:0;height:458;left:0;top:3099;" coordsize="0,45809" path="m0,45809l0,0">
-                  <v:stroke weight="3.6069pt" endcap="flat" joinstyle="miter" miterlimit="10" on="true" color="#000000"/>
-                  <v:fill on="false" color="#000000" opacity="0"/>
-                </v:shape>
-                <v:shape id="Shape 27" style="position:absolute;width:0;height:458;left:0;top:6199;" coordsize="0,45810" path="m0,45810l0,0">
-                  <v:stroke weight="3.6069pt" endcap="flat" joinstyle="miter" miterlimit="10" on="true" color="#000000"/>
-                  <v:fill on="false" color="#000000" opacity="0"/>
-                </v:shape>
-                <w10:wrap type="square"/>
-              </v:group>
-            </w:pict>
-          </mc:Fallback>
-        </mc:AlternateContent>
-      </w:r>
-      <w:r>
-        <w:t>Operador: Realiza las modificaciones.</w:t>
-      </w:r>
-    </w:p>
-    <w:p>
-      <w:pPr>
-        <w:ind w:left="593"/>
-      </w:pPr>
-      <w:r>
-        <w:t>Analista: Observa comportamiento y DevTools.</w:t>
-      </w:r>
-    </w:p>
-    <w:p>
-      <w:pPr>
-        <w:spacing w:after="498"/>
-        <w:ind w:left="593"/>
-      </w:pPr>
-      <w:r>
-        <w:t>Relator: Registra respuestas.</w:t>
       </w:r>
     </w:p>
     <w:p>
@@ -906,7 +303,6 @@
         <w:spacing w:after="247"/>
       </w:pPr>
       <w:r>
-        <w:lastRenderedPageBreak/>
         <w:t>Responder:</w:t>
       </w:r>
     </w:p>
@@ -915,211 +311,73 @@
         <w:ind w:left="593"/>
       </w:pPr>
       <w:r>
-        <w:rPr>
-          <w:rFonts w:ascii="Calibri" w:eastAsia="Calibri" w:hAnsi="Calibri" w:cs="Calibri"/>
-          <w:noProof/>
-          <w:sz w:val="22"/>
-        </w:rPr>
-        <mc:AlternateContent>
-          <mc:Choice Requires="wpg">
-            <w:drawing>
-              <wp:anchor distT="0" distB="0" distL="114300" distR="114300" simplePos="0" relativeHeight="251660288" behindDoc="0" locked="0" layoutInCell="1" allowOverlap="1" wp14:anchorId="7B3997AB" wp14:editId="6B7C6B10">
-                <wp:simplePos x="0" y="0"/>
-                <wp:positionH relativeFrom="column">
-                  <wp:posOffset>264401</wp:posOffset>
-                </wp:positionH>
-                <wp:positionV relativeFrom="paragraph">
-                  <wp:posOffset>63486</wp:posOffset>
-                </wp:positionV>
-                <wp:extent cx="45808" cy="665785"/>
-                <wp:effectExtent l="0" t="0" r="0" b="0"/>
-                <wp:wrapSquare wrapText="bothSides"/>
-                <wp:docPr id="1249" name="Group 1249"/>
-                <wp:cNvGraphicFramePr/>
-                <a:graphic xmlns:a="http://schemas.openxmlformats.org/drawingml/2006/main">
-                  <a:graphicData uri="http://schemas.microsoft.com/office/word/2010/wordprocessingGroup">
-                    <wpg:wgp>
-                      <wpg:cNvGrpSpPr/>
-                      <wpg:grpSpPr>
-                        <a:xfrm>
-                          <a:off x="0" y="0"/>
-                          <a:ext cx="45808" cy="665785"/>
-                          <a:chOff x="0" y="0"/>
-                          <a:chExt cx="45808" cy="665785"/>
-                        </a:xfrm>
-                      </wpg:grpSpPr>
-                      <wps:wsp>
-                        <wps:cNvPr id="46" name="Shape 46"/>
-                        <wps:cNvSpPr/>
-                        <wps:spPr>
-                          <a:xfrm>
-                            <a:off x="0" y="0"/>
-                            <a:ext cx="0" cy="45809"/>
-                          </a:xfrm>
-                          <a:custGeom>
-                            <a:avLst/>
-                            <a:gdLst/>
-                            <a:ahLst/>
-                            <a:cxnLst/>
-                            <a:rect l="0" t="0" r="0" b="0"/>
-                            <a:pathLst>
-                              <a:path h="45809">
-                                <a:moveTo>
-                                  <a:pt x="0" y="45809"/>
-                                </a:moveTo>
-                                <a:lnTo>
-                                  <a:pt x="0" y="0"/>
-                                </a:lnTo>
-                              </a:path>
-                            </a:pathLst>
-                          </a:custGeom>
-                          <a:ln w="45808" cap="flat">
-                            <a:miter lim="127000"/>
-                          </a:ln>
-                        </wps:spPr>
-                        <wps:style>
-                          <a:lnRef idx="1">
-                            <a:srgbClr val="000000"/>
-                          </a:lnRef>
-                          <a:fillRef idx="0">
-                            <a:srgbClr val="000000">
-                              <a:alpha val="0"/>
-                            </a:srgbClr>
-                          </a:fillRef>
-                          <a:effectRef idx="0">
-                            <a:scrgbClr r="0" g="0" b="0"/>
-                          </a:effectRef>
-                          <a:fontRef idx="none"/>
-                        </wps:style>
-                        <wps:bodyPr/>
-                      </wps:wsp>
-                      <wps:wsp>
-                        <wps:cNvPr id="48" name="Shape 48"/>
-                        <wps:cNvSpPr/>
-                        <wps:spPr>
-                          <a:xfrm>
-                            <a:off x="0" y="309981"/>
-                            <a:ext cx="0" cy="45809"/>
-                          </a:xfrm>
-                          <a:custGeom>
-                            <a:avLst/>
-                            <a:gdLst/>
-                            <a:ahLst/>
-                            <a:cxnLst/>
-                            <a:rect l="0" t="0" r="0" b="0"/>
-                            <a:pathLst>
-                              <a:path h="45809">
-                                <a:moveTo>
-                                  <a:pt x="0" y="45809"/>
-                                </a:moveTo>
-                                <a:lnTo>
-                                  <a:pt x="0" y="0"/>
-                                </a:lnTo>
-                              </a:path>
-                            </a:pathLst>
-                          </a:custGeom>
-                          <a:ln w="45808" cap="flat">
-                            <a:miter lim="127000"/>
-                          </a:ln>
-                        </wps:spPr>
-                        <wps:style>
-                          <a:lnRef idx="1">
-                            <a:srgbClr val="000000"/>
-                          </a:lnRef>
-                          <a:fillRef idx="0">
-                            <a:srgbClr val="000000">
-                              <a:alpha val="0"/>
-                            </a:srgbClr>
-                          </a:fillRef>
-                          <a:effectRef idx="0">
-                            <a:scrgbClr r="0" g="0" b="0"/>
-                          </a:effectRef>
-                          <a:fontRef idx="none"/>
-                        </wps:style>
-                        <wps:bodyPr/>
-                      </wps:wsp>
-                      <wps:wsp>
-                        <wps:cNvPr id="50" name="Shape 50"/>
-                        <wps:cNvSpPr/>
-                        <wps:spPr>
-                          <a:xfrm>
-                            <a:off x="0" y="619976"/>
-                            <a:ext cx="0" cy="45809"/>
-                          </a:xfrm>
-                          <a:custGeom>
-                            <a:avLst/>
-                            <a:gdLst/>
-                            <a:ahLst/>
-                            <a:cxnLst/>
-                            <a:rect l="0" t="0" r="0" b="0"/>
-                            <a:pathLst>
-                              <a:path h="45809">
-                                <a:moveTo>
-                                  <a:pt x="0" y="45809"/>
-                                </a:moveTo>
-                                <a:lnTo>
-                                  <a:pt x="0" y="0"/>
-                                </a:lnTo>
-                              </a:path>
-                            </a:pathLst>
-                          </a:custGeom>
-                          <a:ln w="45808" cap="flat">
-                            <a:miter lim="127000"/>
-                          </a:ln>
-                        </wps:spPr>
-                        <wps:style>
-                          <a:lnRef idx="1">
-                            <a:srgbClr val="000000"/>
-                          </a:lnRef>
-                          <a:fillRef idx="0">
-                            <a:srgbClr val="000000">
-                              <a:alpha val="0"/>
-                            </a:srgbClr>
-                          </a:fillRef>
-                          <a:effectRef idx="0">
-                            <a:scrgbClr r="0" g="0" b="0"/>
-                          </a:effectRef>
-                          <a:fontRef idx="none"/>
-                        </wps:style>
-                        <wps:bodyPr/>
-                      </wps:wsp>
-                    </wpg:wgp>
-                  </a:graphicData>
-                </a:graphic>
-              </wp:anchor>
-            </w:drawing>
-          </mc:Choice>
-          <mc:Fallback xmlns:a="http://schemas.openxmlformats.org/drawingml/2006/main">
-            <w:pict>
-              <v:group id="Group 1249" style="width:3.6069pt;height:52.424pt;position:absolute;mso-position-horizontal-relative:text;mso-position-horizontal:absolute;margin-left:20.819pt;mso-position-vertical-relative:text;margin-top:4.99889pt;" coordsize="458,6657">
-                <v:shape id="Shape 46" style="position:absolute;width:0;height:458;left:0;top:0;" coordsize="0,45809" path="m0,45809l0,0">
-                  <v:stroke weight="3.6069pt" endcap="flat" joinstyle="miter" miterlimit="10" on="true" color="#000000"/>
-                  <v:fill on="false" color="#000000" opacity="0"/>
-                </v:shape>
-                <v:shape id="Shape 48" style="position:absolute;width:0;height:458;left:0;top:3099;" coordsize="0,45809" path="m0,45809l0,0">
-                  <v:stroke weight="3.6069pt" endcap="flat" joinstyle="miter" miterlimit="10" on="true" color="#000000"/>
-                  <v:fill on="false" color="#000000" opacity="0"/>
-                </v:shape>
-                <v:shape id="Shape 50" style="position:absolute;width:0;height:458;left:0;top:6199;" coordsize="0,45809" path="m0,45809l0,0">
-                  <v:stroke weight="3.6069pt" endcap="flat" joinstyle="miter" miterlimit="10" on="true" color="#000000"/>
-                  <v:fill on="false" color="#000000" opacity="0"/>
-                </v:shape>
-                <w10:wrap type="square"/>
-              </v:group>
-            </w:pict>
-          </mc:Fallback>
-        </mc:AlternateContent>
-      </w:r>
-      <w:r>
         <w:t>¿Las nuevas tareas agregadas pueden eliminarse?</w:t>
       </w:r>
+      <w:r>
+        <w:t xml:space="preserve"> </w:t>
+      </w:r>
+      <w:r>
+        <w:rPr>
+          <w:rFonts w:ascii="Arial" w:hAnsi="Arial" w:cs="Arial"/>
+        </w:rPr>
+        <w:t>No.</w:t>
+      </w:r>
+      <w:r>
+        <w:rPr>
+          <w:rFonts w:ascii="Arial" w:hAnsi="Arial" w:cs="Arial"/>
+        </w:rPr>
+        <w:br/>
+        <w:t>Las nuevas tareas agregadas después de romper la delegación no pueden eliminarse.</w:t>
+      </w:r>
     </w:p>
     <w:p>
       <w:pPr>
         <w:ind w:left="593"/>
+        <w:rPr>
+          <w:rFonts w:ascii="Arial" w:hAnsi="Arial" w:cs="Arial"/>
+        </w:rPr>
       </w:pPr>
       <w:r>
         <w:t>¿Por qué ocurre esto?</w:t>
+      </w:r>
+      <w:r>
+        <w:t xml:space="preserve"> </w:t>
+      </w:r>
+      <w:r>
+        <w:rPr>
+          <w:rFonts w:ascii="Arial" w:hAnsi="Arial" w:cs="Arial"/>
+        </w:rPr>
+        <w:t xml:space="preserve">Cuando se rompe la delegación de eventos, el evento </w:t>
+      </w:r>
+      <w:proofErr w:type="spellStart"/>
+      <w:proofErr w:type="gramStart"/>
+      <w:r>
+        <w:rPr>
+          <w:rFonts w:ascii="Arial" w:hAnsi="Arial" w:cs="Arial"/>
+        </w:rPr>
+        <w:t>click</w:t>
+      </w:r>
+      <w:proofErr w:type="spellEnd"/>
+      <w:proofErr w:type="gramEnd"/>
+      <w:r>
+        <w:rPr>
+          <w:rFonts w:ascii="Arial" w:hAnsi="Arial" w:cs="Arial"/>
+        </w:rPr>
+        <w:t xml:space="preserve"> deja de estar asociado al elemento padre (</w:t>
+      </w:r>
+      <w:proofErr w:type="spellStart"/>
+      <w:r>
+        <w:rPr>
+          <w:rFonts w:ascii="Arial" w:hAnsi="Arial" w:cs="Arial"/>
+        </w:rPr>
+        <w:t>ul</w:t>
+      </w:r>
+      <w:proofErr w:type="spellEnd"/>
+      <w:r>
+        <w:rPr>
+          <w:rFonts w:ascii="Arial" w:hAnsi="Arial" w:cs="Arial"/>
+        </w:rPr>
+        <w:t>) y se asigna únicamente a los botones eliminar que existen en el momento de ejecutar el código.</w:t>
       </w:r>
     </w:p>
     <w:p>
@@ -1130,6 +388,43 @@
       <w:r>
         <w:t>¿Qué relación tiene con el modelo de propagación?</w:t>
       </w:r>
+      <w:r>
+        <w:t xml:space="preserve"> </w:t>
+      </w:r>
+      <w:r>
+        <w:rPr>
+          <w:rFonts w:ascii="Arial" w:hAnsi="Arial" w:cs="Arial"/>
+        </w:rPr>
+        <w:t xml:space="preserve">permite que un solo </w:t>
+      </w:r>
+      <w:proofErr w:type="spellStart"/>
+      <w:r>
+        <w:rPr>
+          <w:rFonts w:ascii="Arial" w:hAnsi="Arial" w:cs="Arial"/>
+        </w:rPr>
+        <w:t>event</w:t>
+      </w:r>
+      <w:proofErr w:type="spellEnd"/>
+      <w:r>
+        <w:rPr>
+          <w:rFonts w:ascii="Arial" w:hAnsi="Arial" w:cs="Arial"/>
+        </w:rPr>
+        <w:t xml:space="preserve"> </w:t>
+      </w:r>
+      <w:proofErr w:type="spellStart"/>
+      <w:r>
+        <w:rPr>
+          <w:rFonts w:ascii="Arial" w:hAnsi="Arial" w:cs="Arial"/>
+        </w:rPr>
+        <w:t>listener</w:t>
+      </w:r>
+      <w:proofErr w:type="spellEnd"/>
+      <w:r>
+        <w:rPr>
+          <w:rFonts w:ascii="Arial" w:hAnsi="Arial" w:cs="Arial"/>
+        </w:rPr>
+        <w:t xml:space="preserve"> controle múltiples elementos, incluso los creados dinámicamente.</w:t>
+      </w:r>
     </w:p>
     <w:p>
       <w:pPr>
@@ -1171,204 +466,45 @@
         <w:ind w:left="593"/>
       </w:pPr>
       <w:r>
-        <w:rPr>
-          <w:rFonts w:ascii="Calibri" w:eastAsia="Calibri" w:hAnsi="Calibri" w:cs="Calibri"/>
-          <w:noProof/>
-          <w:sz w:val="22"/>
-        </w:rPr>
-        <mc:AlternateContent>
-          <mc:Choice Requires="wpg">
-            <w:drawing>
-              <wp:anchor distT="0" distB="0" distL="114300" distR="114300" simplePos="0" relativeHeight="251661312" behindDoc="0" locked="0" layoutInCell="1" allowOverlap="1" wp14:anchorId="1F242D0A" wp14:editId="49E0A595">
-                <wp:simplePos x="0" y="0"/>
-                <wp:positionH relativeFrom="column">
-                  <wp:posOffset>264401</wp:posOffset>
-                </wp:positionH>
-                <wp:positionV relativeFrom="paragraph">
-                  <wp:posOffset>63486</wp:posOffset>
-                </wp:positionV>
-                <wp:extent cx="45808" cy="665785"/>
-                <wp:effectExtent l="0" t="0" r="0" b="0"/>
-                <wp:wrapSquare wrapText="bothSides"/>
-                <wp:docPr id="1250" name="Group 1250"/>
-                <wp:cNvGraphicFramePr/>
-                <a:graphic xmlns:a="http://schemas.openxmlformats.org/drawingml/2006/main">
-                  <a:graphicData uri="http://schemas.microsoft.com/office/word/2010/wordprocessingGroup">
-                    <wpg:wgp>
-                      <wpg:cNvGrpSpPr/>
-                      <wpg:grpSpPr>
-                        <a:xfrm>
-                          <a:off x="0" y="0"/>
-                          <a:ext cx="45808" cy="665785"/>
-                          <a:chOff x="0" y="0"/>
-                          <a:chExt cx="45808" cy="665785"/>
-                        </a:xfrm>
-                      </wpg:grpSpPr>
-                      <wps:wsp>
-                        <wps:cNvPr id="59" name="Shape 59"/>
-                        <wps:cNvSpPr/>
-                        <wps:spPr>
-                          <a:xfrm>
-                            <a:off x="0" y="0"/>
-                            <a:ext cx="0" cy="45809"/>
-                          </a:xfrm>
-                          <a:custGeom>
-                            <a:avLst/>
-                            <a:gdLst/>
-                            <a:ahLst/>
-                            <a:cxnLst/>
-                            <a:rect l="0" t="0" r="0" b="0"/>
-                            <a:pathLst>
-                              <a:path h="45809">
-                                <a:moveTo>
-                                  <a:pt x="0" y="45809"/>
-                                </a:moveTo>
-                                <a:lnTo>
-                                  <a:pt x="0" y="0"/>
-                                </a:lnTo>
-                              </a:path>
-                            </a:pathLst>
-                          </a:custGeom>
-                          <a:ln w="45808" cap="flat">
-                            <a:miter lim="127000"/>
-                          </a:ln>
-                        </wps:spPr>
-                        <wps:style>
-                          <a:lnRef idx="1">
-                            <a:srgbClr val="000000"/>
-                          </a:lnRef>
-                          <a:fillRef idx="0">
-                            <a:srgbClr val="000000">
-                              <a:alpha val="0"/>
-                            </a:srgbClr>
-                          </a:fillRef>
-                          <a:effectRef idx="0">
-                            <a:scrgbClr r="0" g="0" b="0"/>
-                          </a:effectRef>
-                          <a:fontRef idx="none"/>
-                        </wps:style>
-                        <wps:bodyPr/>
-                      </wps:wsp>
-                      <wps:wsp>
-                        <wps:cNvPr id="61" name="Shape 61"/>
-                        <wps:cNvSpPr/>
-                        <wps:spPr>
-                          <a:xfrm>
-                            <a:off x="0" y="309995"/>
-                            <a:ext cx="0" cy="45796"/>
-                          </a:xfrm>
-                          <a:custGeom>
-                            <a:avLst/>
-                            <a:gdLst/>
-                            <a:ahLst/>
-                            <a:cxnLst/>
-                            <a:rect l="0" t="0" r="0" b="0"/>
-                            <a:pathLst>
-                              <a:path h="45796">
-                                <a:moveTo>
-                                  <a:pt x="0" y="45796"/>
-                                </a:moveTo>
-                                <a:lnTo>
-                                  <a:pt x="0" y="0"/>
-                                </a:lnTo>
-                              </a:path>
-                            </a:pathLst>
-                          </a:custGeom>
-                          <a:ln w="45808" cap="flat">
-                            <a:miter lim="127000"/>
-                          </a:ln>
-                        </wps:spPr>
-                        <wps:style>
-                          <a:lnRef idx="1">
-                            <a:srgbClr val="000000"/>
-                          </a:lnRef>
-                          <a:fillRef idx="0">
-                            <a:srgbClr val="000000">
-                              <a:alpha val="0"/>
-                            </a:srgbClr>
-                          </a:fillRef>
-                          <a:effectRef idx="0">
-                            <a:scrgbClr r="0" g="0" b="0"/>
-                          </a:effectRef>
-                          <a:fontRef idx="none"/>
-                        </wps:style>
-                        <wps:bodyPr/>
-                      </wps:wsp>
-                      <wps:wsp>
-                        <wps:cNvPr id="63" name="Shape 63"/>
-                        <wps:cNvSpPr/>
-                        <wps:spPr>
-                          <a:xfrm>
-                            <a:off x="0" y="619976"/>
-                            <a:ext cx="0" cy="45809"/>
-                          </a:xfrm>
-                          <a:custGeom>
-                            <a:avLst/>
-                            <a:gdLst/>
-                            <a:ahLst/>
-                            <a:cxnLst/>
-                            <a:rect l="0" t="0" r="0" b="0"/>
-                            <a:pathLst>
-                              <a:path h="45809">
-                                <a:moveTo>
-                                  <a:pt x="0" y="45809"/>
-                                </a:moveTo>
-                                <a:lnTo>
-                                  <a:pt x="0" y="0"/>
-                                </a:lnTo>
-                              </a:path>
-                            </a:pathLst>
-                          </a:custGeom>
-                          <a:ln w="45808" cap="flat">
-                            <a:miter lim="127000"/>
-                          </a:ln>
-                        </wps:spPr>
-                        <wps:style>
-                          <a:lnRef idx="1">
-                            <a:srgbClr val="000000"/>
-                          </a:lnRef>
-                          <a:fillRef idx="0">
-                            <a:srgbClr val="000000">
-                              <a:alpha val="0"/>
-                            </a:srgbClr>
-                          </a:fillRef>
-                          <a:effectRef idx="0">
-                            <a:scrgbClr r="0" g="0" b="0"/>
-                          </a:effectRef>
-                          <a:fontRef idx="none"/>
-                        </wps:style>
-                        <wps:bodyPr/>
-                      </wps:wsp>
-                    </wpg:wgp>
-                  </a:graphicData>
-                </a:graphic>
-              </wp:anchor>
-            </w:drawing>
-          </mc:Choice>
-          <mc:Fallback xmlns:a="http://schemas.openxmlformats.org/drawingml/2006/main">
-            <w:pict>
-              <v:group id="Group 1250" style="width:3.6069pt;height:52.424pt;position:absolute;mso-position-horizontal-relative:text;mso-position-horizontal:absolute;margin-left:20.819pt;mso-position-vertical-relative:text;margin-top:4.99887pt;" coordsize="458,6657">
-                <v:shape id="Shape 59" style="position:absolute;width:0;height:458;left:0;top:0;" coordsize="0,45809" path="m0,45809l0,0">
-                  <v:stroke weight="3.6069pt" endcap="flat" joinstyle="miter" miterlimit="10" on="true" color="#000000"/>
-                  <v:fill on="false" color="#000000" opacity="0"/>
-                </v:shape>
-                <v:shape id="Shape 61" style="position:absolute;width:0;height:457;left:0;top:3099;" coordsize="0,45796" path="m0,45796l0,0">
-                  <v:stroke weight="3.6069pt" endcap="flat" joinstyle="miter" miterlimit="10" on="true" color="#000000"/>
-                  <v:fill on="false" color="#000000" opacity="0"/>
-                </v:shape>
-                <v:shape id="Shape 63" style="position:absolute;width:0;height:458;left:0;top:6199;" coordsize="0,45809" path="m0,45809l0,0">
-                  <v:stroke weight="3.6069pt" endcap="flat" joinstyle="miter" miterlimit="10" on="true" color="#000000"/>
-                  <v:fill on="false" color="#000000" opacity="0"/>
-                </v:shape>
-                <w10:wrap type="square"/>
-              </v:group>
-            </w:pict>
-          </mc:Fallback>
-        </mc:AlternateContent>
-      </w:r>
-      <w:r>
         <w:t>¿Funciona igual?</w:t>
       </w:r>
+      <w:r>
+        <w:t xml:space="preserve"> </w:t>
+      </w:r>
+      <w:r>
+        <w:rPr>
+          <w:rFonts w:ascii="Arial" w:hAnsi="Arial" w:cs="Arial"/>
+        </w:rPr>
+        <w:t xml:space="preserve">Sí, </w:t>
+      </w:r>
+      <w:r>
+        <w:rPr>
+          <w:rFonts w:ascii="Arial" w:hAnsi="Arial" w:cs="Arial"/>
+          <w:b/>
+          <w:bCs/>
+        </w:rPr>
+        <w:t>aparentemente funciona igual</w:t>
+      </w:r>
+      <w:r>
+        <w:rPr>
+          <w:rFonts w:ascii="Arial" w:hAnsi="Arial" w:cs="Arial"/>
+        </w:rPr>
+        <w:t xml:space="preserve">, ya que </w:t>
+      </w:r>
+      <w:proofErr w:type="spellStart"/>
+      <w:r>
+        <w:rPr>
+          <w:rFonts w:ascii="Arial" w:hAnsi="Arial" w:cs="Arial"/>
+        </w:rPr>
+        <w:t>innerHTML</w:t>
+      </w:r>
+      <w:proofErr w:type="spellEnd"/>
+      <w:r>
+        <w:rPr>
+          <w:rFonts w:ascii="Arial" w:hAnsi="Arial" w:cs="Arial"/>
+        </w:rPr>
+        <w:t xml:space="preserve"> permite insertar contenido HTML dentro de un elemento</w:t>
+      </w:r>
     </w:p>
     <w:p>
       <w:pPr>
@@ -1376,6 +512,230 @@
       </w:pPr>
       <w:r>
         <w:t>¿Qué riesgo de seguridad podría existir?</w:t>
+      </w:r>
+      <w:r>
+        <w:t xml:space="preserve"> </w:t>
+      </w:r>
+      <w:r>
+        <w:t xml:space="preserve">El principal riesgo es </w:t>
+      </w:r>
+      <w:r>
+        <w:rPr>
+          <w:b/>
+          <w:bCs/>
+        </w:rPr>
+        <w:t>Cross Site Scripting (XSS)</w:t>
+      </w:r>
+      <w:r>
+        <w:t>.</w:t>
+      </w:r>
+    </w:p>
+    <w:p>
+      <w:pPr>
+        <w:ind w:left="593"/>
+        <w:rPr>
+          <w:rFonts w:ascii="Arial" w:hAnsi="Arial" w:cs="Arial"/>
+        </w:rPr>
+      </w:pPr>
+      <w:r>
+        <w:rPr>
+          <w:rFonts w:ascii="Arial" w:hAnsi="Arial" w:cs="Arial"/>
+        </w:rPr>
+        <w:t xml:space="preserve">Si se inserta directamente contenido ingresado por el usuario dentro de </w:t>
+      </w:r>
+      <w:proofErr w:type="spellStart"/>
+      <w:r>
+        <w:rPr>
+          <w:rFonts w:ascii="Arial" w:hAnsi="Arial" w:cs="Arial"/>
+        </w:rPr>
+        <w:t>innerHTML</w:t>
+      </w:r>
+      <w:proofErr w:type="spellEnd"/>
+      <w:r>
+        <w:rPr>
+          <w:rFonts w:ascii="Arial" w:hAnsi="Arial" w:cs="Arial"/>
+        </w:rPr>
+        <w:t>, un atacante podría introducir código malicioso</w:t>
+      </w:r>
+    </w:p>
+    <w:p>
+      <w:pPr>
+        <w:ind w:left="593"/>
+      </w:pPr>
+    </w:p>
+    <w:p>
+      <w:pPr>
+        <w:spacing w:after="0" w:line="10" w:lineRule="atLeast"/>
+        <w:ind w:left="593"/>
+        <w:rPr>
+          <w:rFonts w:ascii="Arial" w:hAnsi="Arial" w:cs="Arial"/>
+        </w:rPr>
+      </w:pPr>
+      <w:r>
+        <w:t>¿Qué ocurre si el usuario escribe etiquetas HTML?</w:t>
+      </w:r>
+      <w:r>
+        <w:t xml:space="preserve"> </w:t>
+      </w:r>
+      <w:r>
+        <w:rPr>
+          <w:rFonts w:ascii="Arial" w:hAnsi="Arial" w:cs="Arial"/>
+        </w:rPr>
+        <w:t>Si el usuario escribe algo como:</w:t>
+      </w:r>
+    </w:p>
+    <w:p>
+      <w:pPr>
+        <w:spacing w:after="0" w:line="10" w:lineRule="atLeast"/>
+        <w:ind w:left="593"/>
+        <w:rPr>
+          <w:rFonts w:ascii="Arial" w:hAnsi="Arial" w:cs="Arial"/>
+        </w:rPr>
+      </w:pPr>
+      <w:r>
+        <w:rPr>
+          <w:rFonts w:ascii="Arial" w:hAnsi="Arial" w:cs="Arial"/>
+        </w:rPr>
+        <w:t>&lt;b&gt;Tarea importante&lt;/b&gt;</w:t>
+      </w:r>
+    </w:p>
+    <w:p>
+      <w:pPr>
+        <w:spacing w:after="0" w:line="10" w:lineRule="atLeast"/>
+        <w:ind w:left="593"/>
+        <w:rPr>
+          <w:rFonts w:ascii="Arial" w:hAnsi="Arial" w:cs="Arial"/>
+        </w:rPr>
+      </w:pPr>
+      <w:r>
+        <w:rPr>
+          <w:rFonts w:ascii="Arial" w:hAnsi="Arial" w:cs="Arial"/>
+        </w:rPr>
+        <w:t xml:space="preserve">El navegador </w:t>
+      </w:r>
+      <w:r>
+        <w:rPr>
+          <w:rFonts w:ascii="Arial" w:hAnsi="Arial" w:cs="Arial"/>
+          <w:b/>
+          <w:bCs/>
+        </w:rPr>
+        <w:t>interpretará la etiqueta HTML</w:t>
+      </w:r>
+      <w:r>
+        <w:rPr>
+          <w:rFonts w:ascii="Arial" w:hAnsi="Arial" w:cs="Arial"/>
+        </w:rPr>
+        <w:t xml:space="preserve"> y mostrará el texto en </w:t>
+      </w:r>
+      <w:r>
+        <w:rPr>
+          <w:rFonts w:ascii="Arial" w:hAnsi="Arial" w:cs="Arial"/>
+          <w:b/>
+          <w:bCs/>
+        </w:rPr>
+        <w:t>negritas</w:t>
+      </w:r>
+      <w:r>
+        <w:rPr>
+          <w:rFonts w:ascii="Arial" w:hAnsi="Arial" w:cs="Arial"/>
+        </w:rPr>
+        <w:t>.</w:t>
+      </w:r>
+    </w:p>
+    <w:p>
+      <w:pPr>
+        <w:spacing w:after="0" w:line="10" w:lineRule="atLeast"/>
+        <w:ind w:left="593"/>
+        <w:rPr>
+          <w:rFonts w:ascii="Arial" w:hAnsi="Arial" w:cs="Arial"/>
+        </w:rPr>
+      </w:pPr>
+      <w:r>
+        <w:rPr>
+          <w:rFonts w:ascii="Arial" w:hAnsi="Arial" w:cs="Arial"/>
+        </w:rPr>
+        <w:t>Esto significa que:</w:t>
+      </w:r>
+    </w:p>
+    <w:p>
+      <w:pPr>
+        <w:numPr>
+          <w:ilvl w:val="0"/>
+          <w:numId w:val="4"/>
+        </w:numPr>
+        <w:spacing w:after="0" w:line="10" w:lineRule="atLeast"/>
+        <w:rPr>
+          <w:rFonts w:ascii="Arial" w:hAnsi="Arial" w:cs="Arial"/>
+        </w:rPr>
+      </w:pPr>
+      <w:r>
+        <w:rPr>
+          <w:rFonts w:ascii="Arial" w:hAnsi="Arial" w:cs="Arial"/>
+        </w:rPr>
+        <w:t xml:space="preserve">El contenido </w:t>
+      </w:r>
+      <w:r>
+        <w:rPr>
+          <w:rFonts w:ascii="Arial" w:hAnsi="Arial" w:cs="Arial"/>
+          <w:b/>
+          <w:bCs/>
+        </w:rPr>
+        <w:t>no se trata como texto plano</w:t>
+      </w:r>
+    </w:p>
+    <w:p>
+      <w:pPr>
+        <w:numPr>
+          <w:ilvl w:val="0"/>
+          <w:numId w:val="4"/>
+        </w:numPr>
+        <w:spacing w:after="0" w:line="10" w:lineRule="atLeast"/>
+        <w:rPr>
+          <w:rFonts w:ascii="Arial" w:hAnsi="Arial" w:cs="Arial"/>
+        </w:rPr>
+      </w:pPr>
+      <w:r>
+        <w:rPr>
+          <w:rFonts w:ascii="Arial" w:hAnsi="Arial" w:cs="Arial"/>
+        </w:rPr>
+        <w:t xml:space="preserve">Se </w:t>
+      </w:r>
+      <w:r>
+        <w:rPr>
+          <w:rFonts w:ascii="Arial" w:hAnsi="Arial" w:cs="Arial"/>
+          <w:b/>
+          <w:bCs/>
+        </w:rPr>
+        <w:t>interpreta como código HTML</w:t>
+      </w:r>
+    </w:p>
+    <w:p>
+      <w:pPr>
+        <w:spacing w:after="0" w:line="10" w:lineRule="atLeast"/>
+        <w:ind w:left="593"/>
+        <w:rPr>
+          <w:rFonts w:ascii="Arial" w:hAnsi="Arial" w:cs="Arial"/>
+        </w:rPr>
+      </w:pPr>
+      <w:r>
+        <w:rPr>
+          <w:rFonts w:ascii="Arial" w:hAnsi="Arial" w:cs="Arial"/>
+        </w:rPr>
+        <w:t xml:space="preserve">Por eso </w:t>
+      </w:r>
+      <w:proofErr w:type="spellStart"/>
+      <w:r>
+        <w:rPr>
+          <w:rFonts w:ascii="Arial" w:hAnsi="Arial" w:cs="Arial"/>
+        </w:rPr>
+        <w:t>textContent</w:t>
+      </w:r>
+      <w:proofErr w:type="spellEnd"/>
+      <w:r>
+        <w:rPr>
+          <w:rFonts w:ascii="Arial" w:hAnsi="Arial" w:cs="Arial"/>
+        </w:rPr>
+        <w:t xml:space="preserve"> es más seguro cuando se muestran datos del usuario.</w:t>
       </w:r>
     </w:p>
     <w:p>
@@ -1383,9 +743,6 @@
         <w:spacing w:after="498"/>
         <w:ind w:left="593"/>
       </w:pPr>
-      <w:r>
-        <w:t>¿Qué ocurre si el usuario escribe etiquetas HTML?</w:t>
-      </w:r>
     </w:p>
     <w:p>
       <w:pPr>
@@ -1461,154 +818,245 @@
         <w:ind w:left="593"/>
       </w:pPr>
       <w:r>
-        <w:rPr>
-          <w:rFonts w:ascii="Calibri" w:eastAsia="Calibri" w:hAnsi="Calibri" w:cs="Calibri"/>
-          <w:noProof/>
-          <w:sz w:val="22"/>
-        </w:rPr>
-        <mc:AlternateContent>
-          <mc:Choice Requires="wpg">
-            <w:drawing>
-              <wp:anchor distT="0" distB="0" distL="114300" distR="114300" simplePos="0" relativeHeight="251662336" behindDoc="0" locked="0" layoutInCell="1" allowOverlap="1" wp14:anchorId="4A3D33DF" wp14:editId="28FBDDAF">
-                <wp:simplePos x="0" y="0"/>
-                <wp:positionH relativeFrom="column">
-                  <wp:posOffset>264401</wp:posOffset>
-                </wp:positionH>
-                <wp:positionV relativeFrom="paragraph">
-                  <wp:posOffset>63473</wp:posOffset>
-                </wp:positionV>
-                <wp:extent cx="45808" cy="355803"/>
-                <wp:effectExtent l="0" t="0" r="0" b="0"/>
-                <wp:wrapSquare wrapText="bothSides"/>
-                <wp:docPr id="1251" name="Group 1251"/>
-                <wp:cNvGraphicFramePr/>
-                <a:graphic xmlns:a="http://schemas.openxmlformats.org/drawingml/2006/main">
-                  <a:graphicData uri="http://schemas.microsoft.com/office/word/2010/wordprocessingGroup">
-                    <wpg:wgp>
-                      <wpg:cNvGrpSpPr/>
-                      <wpg:grpSpPr>
-                        <a:xfrm>
-                          <a:off x="0" y="0"/>
-                          <a:ext cx="45808" cy="355803"/>
-                          <a:chOff x="0" y="0"/>
-                          <a:chExt cx="45808" cy="355803"/>
-                        </a:xfrm>
-                      </wpg:grpSpPr>
-                      <wps:wsp>
-                        <wps:cNvPr id="75" name="Shape 75"/>
-                        <wps:cNvSpPr/>
-                        <wps:spPr>
-                          <a:xfrm>
-                            <a:off x="0" y="0"/>
-                            <a:ext cx="0" cy="45809"/>
-                          </a:xfrm>
-                          <a:custGeom>
-                            <a:avLst/>
-                            <a:gdLst/>
-                            <a:ahLst/>
-                            <a:cxnLst/>
-                            <a:rect l="0" t="0" r="0" b="0"/>
-                            <a:pathLst>
-                              <a:path h="45809">
-                                <a:moveTo>
-                                  <a:pt x="0" y="45809"/>
-                                </a:moveTo>
-                                <a:lnTo>
-                                  <a:pt x="0" y="0"/>
-                                </a:lnTo>
-                              </a:path>
-                            </a:pathLst>
-                          </a:custGeom>
-                          <a:ln w="45808" cap="flat">
-                            <a:miter lim="127000"/>
-                          </a:ln>
-                        </wps:spPr>
-                        <wps:style>
-                          <a:lnRef idx="1">
-                            <a:srgbClr val="000000"/>
-                          </a:lnRef>
-                          <a:fillRef idx="0">
-                            <a:srgbClr val="000000">
-                              <a:alpha val="0"/>
-                            </a:srgbClr>
-                          </a:fillRef>
-                          <a:effectRef idx="0">
-                            <a:scrgbClr r="0" g="0" b="0"/>
-                          </a:effectRef>
-                          <a:fontRef idx="none"/>
-                        </wps:style>
-                        <wps:bodyPr/>
-                      </wps:wsp>
-                      <wps:wsp>
-                        <wps:cNvPr id="77" name="Shape 77"/>
-                        <wps:cNvSpPr/>
-                        <wps:spPr>
-                          <a:xfrm>
-                            <a:off x="0" y="309994"/>
-                            <a:ext cx="0" cy="45809"/>
-                          </a:xfrm>
-                          <a:custGeom>
-                            <a:avLst/>
-                            <a:gdLst/>
-                            <a:ahLst/>
-                            <a:cxnLst/>
-                            <a:rect l="0" t="0" r="0" b="0"/>
-                            <a:pathLst>
-                              <a:path h="45809">
-                                <a:moveTo>
-                                  <a:pt x="0" y="45809"/>
-                                </a:moveTo>
-                                <a:lnTo>
-                                  <a:pt x="0" y="0"/>
-                                </a:lnTo>
-                              </a:path>
-                            </a:pathLst>
-                          </a:custGeom>
-                          <a:ln w="45808" cap="flat">
-                            <a:miter lim="127000"/>
-                          </a:ln>
-                        </wps:spPr>
-                        <wps:style>
-                          <a:lnRef idx="1">
-                            <a:srgbClr val="000000"/>
-                          </a:lnRef>
-                          <a:fillRef idx="0">
-                            <a:srgbClr val="000000">
-                              <a:alpha val="0"/>
-                            </a:srgbClr>
-                          </a:fillRef>
-                          <a:effectRef idx="0">
-                            <a:scrgbClr r="0" g="0" b="0"/>
-                          </a:effectRef>
-                          <a:fontRef idx="none"/>
-                        </wps:style>
-                        <wps:bodyPr/>
-                      </wps:wsp>
-                    </wpg:wgp>
-                  </a:graphicData>
-                </a:graphic>
-              </wp:anchor>
-            </w:drawing>
-          </mc:Choice>
-          <mc:Fallback xmlns:a="http://schemas.openxmlformats.org/drawingml/2006/main">
-            <w:pict>
-              <v:group id="Group 1251" style="width:3.6069pt;height:28.016pt;position:absolute;mso-position-horizontal-relative:text;mso-position-horizontal:absolute;margin-left:20.819pt;mso-position-vertical-relative:text;margin-top:4.99786pt;" coordsize="458,3558">
-                <v:shape id="Shape 75" style="position:absolute;width:0;height:458;left:0;top:0;" coordsize="0,45809" path="m0,45809l0,0">
-                  <v:stroke weight="3.6069pt" endcap="flat" joinstyle="miter" miterlimit="10" on="true" color="#000000"/>
-                  <v:fill on="false" color="#000000" opacity="0"/>
-                </v:shape>
-                <v:shape id="Shape 77" style="position:absolute;width:0;height:458;left:0;top:3099;" coordsize="0,45809" path="m0,45809l0,0">
-                  <v:stroke weight="3.6069pt" endcap="flat" joinstyle="miter" miterlimit="10" on="true" color="#000000"/>
-                  <v:fill on="false" color="#000000" opacity="0"/>
-                </v:shape>
-                <w10:wrap type="square"/>
-              </v:group>
-            </w:pict>
-          </mc:Fallback>
-        </mc:AlternateContent>
-      </w:r>
-      <w:r>
         <w:t>¿Cuál versión fue más eficiente?</w:t>
+      </w:r>
+      <w:r>
+        <w:t xml:space="preserve"> </w:t>
+      </w:r>
+      <w:r>
+        <w:rPr>
+          <w:rFonts w:ascii="Arial" w:hAnsi="Arial" w:cs="Arial"/>
+        </w:rPr>
+        <w:t xml:space="preserve">La versión más eficiente fue la que utiliza </w:t>
+      </w:r>
+      <w:proofErr w:type="spellStart"/>
+      <w:r>
+        <w:rPr>
+          <w:rFonts w:ascii="Arial" w:hAnsi="Arial" w:cs="Arial"/>
+          <w:b/>
+          <w:bCs/>
+        </w:rPr>
+        <w:t>DocumentFragment</w:t>
+      </w:r>
+      <w:proofErr w:type="spellEnd"/>
+      <w:r>
+        <w:rPr>
+          <w:rFonts w:ascii="Arial" w:hAnsi="Arial" w:cs="Arial"/>
+        </w:rPr>
+        <w:t>.</w:t>
+      </w:r>
+    </w:p>
+    <w:p>
+      <w:pPr>
+        <w:spacing w:after="0" w:line="10" w:lineRule="atLeast"/>
+        <w:ind w:left="593"/>
+      </w:pPr>
+      <w:r>
+        <w:t>¿Qué eventos aparecen en Performance?</w:t>
+      </w:r>
+      <w:r>
+        <w:t xml:space="preserve"> E</w:t>
+      </w:r>
+      <w:r>
+        <w:t xml:space="preserve">n la pestaña </w:t>
+      </w:r>
+      <w:r>
+        <w:rPr>
+          <w:b/>
+          <w:bCs/>
+        </w:rPr>
+        <w:t>Performance</w:t>
+      </w:r>
+      <w:r>
+        <w:t xml:space="preserve"> de </w:t>
+      </w:r>
+      <w:proofErr w:type="spellStart"/>
+      <w:r>
+        <w:t>DevTools</w:t>
+      </w:r>
+      <w:proofErr w:type="spellEnd"/>
+      <w:r>
+        <w:t xml:space="preserve"> suelen observarse eventos como:</w:t>
+      </w:r>
+    </w:p>
+    <w:p>
+      <w:pPr>
+        <w:numPr>
+          <w:ilvl w:val="0"/>
+          <w:numId w:val="5"/>
+        </w:numPr>
+        <w:spacing w:after="0" w:line="10" w:lineRule="atLeast"/>
+      </w:pPr>
+      <w:proofErr w:type="spellStart"/>
+      <w:r>
+        <w:rPr>
+          <w:b/>
+          <w:bCs/>
+        </w:rPr>
+        <w:t>Recalculate</w:t>
+      </w:r>
+      <w:proofErr w:type="spellEnd"/>
+      <w:r>
+        <w:rPr>
+          <w:b/>
+          <w:bCs/>
+        </w:rPr>
+        <w:t xml:space="preserve"> Style</w:t>
+      </w:r>
+    </w:p>
+    <w:p>
+      <w:pPr>
+        <w:numPr>
+          <w:ilvl w:val="0"/>
+          <w:numId w:val="5"/>
+        </w:numPr>
+        <w:spacing w:after="0" w:line="10" w:lineRule="atLeast"/>
+      </w:pPr>
+      <w:proofErr w:type="spellStart"/>
+      <w:r>
+        <w:rPr>
+          <w:b/>
+          <w:bCs/>
+        </w:rPr>
+        <w:t>Layout</w:t>
+      </w:r>
+      <w:proofErr w:type="spellEnd"/>
+    </w:p>
+    <w:p>
+      <w:pPr>
+        <w:numPr>
+          <w:ilvl w:val="0"/>
+          <w:numId w:val="5"/>
+        </w:numPr>
+        <w:spacing w:after="0" w:line="10" w:lineRule="atLeast"/>
+      </w:pPr>
+      <w:r>
+        <w:rPr>
+          <w:b/>
+          <w:bCs/>
+        </w:rPr>
+        <w:t>Paint</w:t>
+      </w:r>
+    </w:p>
+    <w:p>
+      <w:pPr>
+        <w:numPr>
+          <w:ilvl w:val="0"/>
+          <w:numId w:val="5"/>
+        </w:numPr>
+        <w:spacing w:after="0" w:line="10" w:lineRule="atLeast"/>
+      </w:pPr>
+      <w:proofErr w:type="spellStart"/>
+      <w:r>
+        <w:rPr>
+          <w:b/>
+          <w:bCs/>
+        </w:rPr>
+        <w:t>Update</w:t>
+      </w:r>
+      <w:proofErr w:type="spellEnd"/>
+      <w:r>
+        <w:rPr>
+          <w:b/>
+          <w:bCs/>
+        </w:rPr>
+        <w:t xml:space="preserve"> Layer Tree</w:t>
+      </w:r>
+    </w:p>
+    <w:p>
+      <w:pPr>
+        <w:numPr>
+          <w:ilvl w:val="0"/>
+          <w:numId w:val="5"/>
+        </w:numPr>
+        <w:spacing w:after="0" w:line="10" w:lineRule="atLeast"/>
+      </w:pPr>
+      <w:r>
+        <w:rPr>
+          <w:b/>
+          <w:bCs/>
+        </w:rPr>
+        <w:t xml:space="preserve">DOM </w:t>
+      </w:r>
+      <w:proofErr w:type="spellStart"/>
+      <w:r>
+        <w:rPr>
+          <w:b/>
+          <w:bCs/>
+        </w:rPr>
+        <w:t>Update</w:t>
+      </w:r>
+      <w:proofErr w:type="spellEnd"/>
+    </w:p>
+    <w:p>
+      <w:pPr>
+        <w:numPr>
+          <w:ilvl w:val="0"/>
+          <w:numId w:val="5"/>
+        </w:numPr>
+        <w:spacing w:after="0" w:line="10" w:lineRule="atLeast"/>
+      </w:pPr>
+      <w:r>
+        <w:rPr>
+          <w:b/>
+          <w:bCs/>
+        </w:rPr>
+        <w:t xml:space="preserve">Script </w:t>
+      </w:r>
+      <w:proofErr w:type="spellStart"/>
+      <w:r>
+        <w:rPr>
+          <w:b/>
+          <w:bCs/>
+        </w:rPr>
+        <w:t>Execution</w:t>
+      </w:r>
+      <w:proofErr w:type="spellEnd"/>
+    </w:p>
+    <w:p>
+      <w:pPr>
+        <w:spacing w:after="0" w:line="10" w:lineRule="atLeast"/>
+        <w:ind w:left="593"/>
+      </w:pPr>
+      <w:r>
+        <w:t xml:space="preserve">Cuando se insertan muchos elementos directamente, estos eventos aparecen </w:t>
+      </w:r>
+      <w:r>
+        <w:rPr>
+          <w:b/>
+          <w:bCs/>
+        </w:rPr>
+        <w:t>repetidamente</w:t>
+      </w:r>
+      <w:r>
+        <w:t>.</w:t>
+      </w:r>
+    </w:p>
+    <w:p>
+      <w:pPr>
+        <w:spacing w:after="0" w:line="10" w:lineRule="atLeast"/>
+        <w:ind w:left="593"/>
+      </w:pPr>
+      <w:r>
+        <w:t xml:space="preserve">Con </w:t>
+      </w:r>
+      <w:proofErr w:type="spellStart"/>
+      <w:r>
+        <w:t>DocumentFragment</w:t>
+      </w:r>
+      <w:proofErr w:type="spellEnd"/>
+      <w:r>
+        <w:t xml:space="preserve">, estos eventos </w:t>
+      </w:r>
+      <w:r>
+        <w:rPr>
+          <w:b/>
+          <w:bCs/>
+        </w:rPr>
+        <w:t>disminuyen considerablemente</w:t>
+      </w:r>
+      <w:r>
+        <w:t>.</w:t>
       </w:r>
     </w:p>
     <w:p>
@@ -1616,605 +1064,11 @@
         <w:spacing w:after="498"/>
         <w:ind w:left="593"/>
       </w:pPr>
-      <w:r>
-        <w:t>¿Qué eventos aparecen en Performance?</w:t>
-      </w:r>
-    </w:p>
-    <w:p>
-      <w:pPr>
-        <w:pStyle w:val="Ttulo1"/>
-        <w:ind w:left="-5"/>
-      </w:pPr>
-      <w:r>
-        <w:t>Reflexión Final (mínimo 10 líneas)</w:t>
-      </w:r>
     </w:p>
     <w:p>
       <w:pPr>
         <w:ind w:left="0" w:firstLine="359"/>
       </w:pPr>
-      <w:r>
-        <w:t>Explique por qué las aplicaciones modernas (SPA) deben minimizar modificaciones directas y repetitivas del DOM.</w:t>
-      </w:r>
-    </w:p>
-    <w:p>
-      <w:pPr>
-        <w:pStyle w:val="Ttulo1"/>
-        <w:ind w:left="-5"/>
-      </w:pPr>
-      <w:r>
-        <w:t>Entregable</w:t>
-      </w:r>
-    </w:p>
-    <w:p>
-      <w:pPr>
-        <w:ind w:left="593"/>
-      </w:pPr>
-      <w:r>
-        <w:rPr>
-          <w:rFonts w:ascii="Calibri" w:eastAsia="Calibri" w:hAnsi="Calibri" w:cs="Calibri"/>
-          <w:noProof/>
-          <w:sz w:val="22"/>
-        </w:rPr>
-        <mc:AlternateContent>
-          <mc:Choice Requires="wpg">
-            <w:drawing>
-              <wp:anchor distT="0" distB="0" distL="114300" distR="114300" simplePos="0" relativeHeight="251663360" behindDoc="0" locked="0" layoutInCell="1" allowOverlap="1" wp14:anchorId="61745D16" wp14:editId="4823FF04">
-                <wp:simplePos x="0" y="0"/>
-                <wp:positionH relativeFrom="column">
-                  <wp:posOffset>264401</wp:posOffset>
-                </wp:positionH>
-                <wp:positionV relativeFrom="paragraph">
-                  <wp:posOffset>63486</wp:posOffset>
-                </wp:positionV>
-                <wp:extent cx="45808" cy="665785"/>
-                <wp:effectExtent l="0" t="0" r="0" b="0"/>
-                <wp:wrapSquare wrapText="bothSides"/>
-                <wp:docPr id="1118" name="Group 1118"/>
-                <wp:cNvGraphicFramePr/>
-                <a:graphic xmlns:a="http://schemas.openxmlformats.org/drawingml/2006/main">
-                  <a:graphicData uri="http://schemas.microsoft.com/office/word/2010/wordprocessingGroup">
-                    <wpg:wgp>
-                      <wpg:cNvGrpSpPr/>
-                      <wpg:grpSpPr>
-                        <a:xfrm>
-                          <a:off x="0" y="0"/>
-                          <a:ext cx="45808" cy="665785"/>
-                          <a:chOff x="0" y="0"/>
-                          <a:chExt cx="45808" cy="665785"/>
-                        </a:xfrm>
-                      </wpg:grpSpPr>
-                      <wps:wsp>
-                        <wps:cNvPr id="96" name="Shape 96"/>
-                        <wps:cNvSpPr/>
-                        <wps:spPr>
-                          <a:xfrm>
-                            <a:off x="0" y="0"/>
-                            <a:ext cx="0" cy="45809"/>
-                          </a:xfrm>
-                          <a:custGeom>
-                            <a:avLst/>
-                            <a:gdLst/>
-                            <a:ahLst/>
-                            <a:cxnLst/>
-                            <a:rect l="0" t="0" r="0" b="0"/>
-                            <a:pathLst>
-                              <a:path h="45809">
-                                <a:moveTo>
-                                  <a:pt x="0" y="45809"/>
-                                </a:moveTo>
-                                <a:lnTo>
-                                  <a:pt x="0" y="0"/>
-                                </a:lnTo>
-                              </a:path>
-                            </a:pathLst>
-                          </a:custGeom>
-                          <a:ln w="45808" cap="flat">
-                            <a:miter lim="127000"/>
-                          </a:ln>
-                        </wps:spPr>
-                        <wps:style>
-                          <a:lnRef idx="1">
-                            <a:srgbClr val="000000"/>
-                          </a:lnRef>
-                          <a:fillRef idx="0">
-                            <a:srgbClr val="000000">
-                              <a:alpha val="0"/>
-                            </a:srgbClr>
-                          </a:fillRef>
-                          <a:effectRef idx="0">
-                            <a:scrgbClr r="0" g="0" b="0"/>
-                          </a:effectRef>
-                          <a:fontRef idx="none"/>
-                        </wps:style>
-                        <wps:bodyPr/>
-                      </wps:wsp>
-                      <wps:wsp>
-                        <wps:cNvPr id="98" name="Shape 98"/>
-                        <wps:cNvSpPr/>
-                        <wps:spPr>
-                          <a:xfrm>
-                            <a:off x="0" y="309982"/>
-                            <a:ext cx="0" cy="45809"/>
-                          </a:xfrm>
-                          <a:custGeom>
-                            <a:avLst/>
-                            <a:gdLst/>
-                            <a:ahLst/>
-                            <a:cxnLst/>
-                            <a:rect l="0" t="0" r="0" b="0"/>
-                            <a:pathLst>
-                              <a:path h="45809">
-                                <a:moveTo>
-                                  <a:pt x="0" y="45809"/>
-                                </a:moveTo>
-                                <a:lnTo>
-                                  <a:pt x="0" y="0"/>
-                                </a:lnTo>
-                              </a:path>
-                            </a:pathLst>
-                          </a:custGeom>
-                          <a:ln w="45808" cap="flat">
-                            <a:miter lim="127000"/>
-                          </a:ln>
-                        </wps:spPr>
-                        <wps:style>
-                          <a:lnRef idx="1">
-                            <a:srgbClr val="000000"/>
-                          </a:lnRef>
-                          <a:fillRef idx="0">
-                            <a:srgbClr val="000000">
-                              <a:alpha val="0"/>
-                            </a:srgbClr>
-                          </a:fillRef>
-                          <a:effectRef idx="0">
-                            <a:scrgbClr r="0" g="0" b="0"/>
-                          </a:effectRef>
-                          <a:fontRef idx="none"/>
-                        </wps:style>
-                        <wps:bodyPr/>
-                      </wps:wsp>
-                      <wps:wsp>
-                        <wps:cNvPr id="100" name="Shape 100"/>
-                        <wps:cNvSpPr/>
-                        <wps:spPr>
-                          <a:xfrm>
-                            <a:off x="0" y="619976"/>
-                            <a:ext cx="0" cy="45809"/>
-                          </a:xfrm>
-                          <a:custGeom>
-                            <a:avLst/>
-                            <a:gdLst/>
-                            <a:ahLst/>
-                            <a:cxnLst/>
-                            <a:rect l="0" t="0" r="0" b="0"/>
-                            <a:pathLst>
-                              <a:path h="45809">
-                                <a:moveTo>
-                                  <a:pt x="0" y="45809"/>
-                                </a:moveTo>
-                                <a:lnTo>
-                                  <a:pt x="0" y="0"/>
-                                </a:lnTo>
-                              </a:path>
-                            </a:pathLst>
-                          </a:custGeom>
-                          <a:ln w="45808" cap="flat">
-                            <a:miter lim="127000"/>
-                          </a:ln>
-                        </wps:spPr>
-                        <wps:style>
-                          <a:lnRef idx="1">
-                            <a:srgbClr val="000000"/>
-                          </a:lnRef>
-                          <a:fillRef idx="0">
-                            <a:srgbClr val="000000">
-                              <a:alpha val="0"/>
-                            </a:srgbClr>
-                          </a:fillRef>
-                          <a:effectRef idx="0">
-                            <a:scrgbClr r="0" g="0" b="0"/>
-                          </a:effectRef>
-                          <a:fontRef idx="none"/>
-                        </wps:style>
-                        <wps:bodyPr/>
-                      </wps:wsp>
-                    </wpg:wgp>
-                  </a:graphicData>
-                </a:graphic>
-              </wp:anchor>
-            </w:drawing>
-          </mc:Choice>
-          <mc:Fallback xmlns:a="http://schemas.openxmlformats.org/drawingml/2006/main">
-            <w:pict>
-              <v:group id="Group 1118" style="width:3.6069pt;height:52.424pt;position:absolute;mso-position-horizontal-relative:text;mso-position-horizontal:absolute;margin-left:20.819pt;mso-position-vertical-relative:text;margin-top:4.99889pt;" coordsize="458,6657">
-                <v:shape id="Shape 96" style="position:absolute;width:0;height:458;left:0;top:0;" coordsize="0,45809" path="m0,45809l0,0">
-                  <v:stroke weight="3.6069pt" endcap="flat" joinstyle="miter" miterlimit="10" on="true" color="#000000"/>
-                  <v:fill on="false" color="#000000" opacity="0"/>
-                </v:shape>
-                <v:shape id="Shape 98" style="position:absolute;width:0;height:458;left:0;top:3099;" coordsize="0,45809" path="m0,45809l0,0">
-                  <v:stroke weight="3.6069pt" endcap="flat" joinstyle="miter" miterlimit="10" on="true" color="#000000"/>
-                  <v:fill on="false" color="#000000" opacity="0"/>
-                </v:shape>
-                <v:shape id="Shape 100" style="position:absolute;width:0;height:458;left:0;top:6199;" coordsize="0,45809" path="m0,45809l0,0">
-                  <v:stroke weight="3.6069pt" endcap="flat" joinstyle="miter" miterlimit="10" on="true" color="#000000"/>
-                  <v:fill on="false" color="#000000" opacity="0"/>
-                </v:shape>
-                <w10:wrap type="square"/>
-              </v:group>
-            </w:pict>
-          </mc:Fallback>
-        </mc:AlternateContent>
-      </w:r>
-      <w:r>
-        <w:t>Archivo con respuestas.</w:t>
-      </w:r>
-    </w:p>
-    <w:p>
-      <w:pPr>
-        <w:ind w:left="593"/>
-      </w:pPr>
-      <w:r>
-        <w:t>Captura de Performance</w:t>
-      </w:r>
-    </w:p>
-    <w:p>
-      <w:pPr>
-        <w:ind w:left="593"/>
-      </w:pPr>
-      <w:r>
-        <w:lastRenderedPageBreak/>
-        <w:t>Código modificado resultante.</w:t>
-      </w:r>
-    </w:p>
-    <w:p>
-      <w:pPr>
-        <w:pStyle w:val="Ttulo1"/>
-        <w:ind w:left="-5"/>
-      </w:pPr>
-      <w:r>
-        <w:t>Punto Extra al Parcial (+1 punto)</w:t>
-      </w:r>
-    </w:p>
-    <w:p>
-      <w:pPr>
-        <w:spacing w:after="261"/>
-      </w:pPr>
-      <w:r>
-        <w:t xml:space="preserve">El equipo podrá obtener </w:t>
-      </w:r>
-      <w:r>
-        <w:rPr>
-          <w:b/>
-        </w:rPr>
-        <w:t xml:space="preserve">1 punto extra al parcial </w:t>
-      </w:r>
-      <w:r>
-        <w:t>si:</w:t>
-      </w:r>
-    </w:p>
-    <w:p>
-      <w:pPr>
-        <w:ind w:left="426"/>
-      </w:pPr>
-      <w:r>
-        <w:rPr>
-          <w:rFonts w:ascii="Calibri" w:eastAsia="Calibri" w:hAnsi="Calibri" w:cs="Calibri"/>
-          <w:noProof/>
-          <w:sz w:val="22"/>
-        </w:rPr>
-        <mc:AlternateContent>
-          <mc:Choice Requires="wpg">
-            <w:drawing>
-              <wp:inline distT="0" distB="0" distL="0" distR="0" wp14:anchorId="27FB171E" wp14:editId="66B2AB7E">
-                <wp:extent cx="45808" cy="45809"/>
-                <wp:effectExtent l="0" t="0" r="0" b="0"/>
-                <wp:docPr id="1119" name="Group 1119"/>
-                <wp:cNvGraphicFramePr/>
-                <a:graphic xmlns:a="http://schemas.openxmlformats.org/drawingml/2006/main">
-                  <a:graphicData uri="http://schemas.microsoft.com/office/word/2010/wordprocessingGroup">
-                    <wpg:wgp>
-                      <wpg:cNvGrpSpPr/>
-                      <wpg:grpSpPr>
-                        <a:xfrm>
-                          <a:off x="0" y="0"/>
-                          <a:ext cx="45808" cy="45809"/>
-                          <a:chOff x="0" y="0"/>
-                          <a:chExt cx="45808" cy="45809"/>
-                        </a:xfrm>
-                      </wpg:grpSpPr>
-                      <wps:wsp>
-                        <wps:cNvPr id="106" name="Shape 106"/>
-                        <wps:cNvSpPr/>
-                        <wps:spPr>
-                          <a:xfrm>
-                            <a:off x="0" y="0"/>
-                            <a:ext cx="0" cy="45809"/>
-                          </a:xfrm>
-                          <a:custGeom>
-                            <a:avLst/>
-                            <a:gdLst/>
-                            <a:ahLst/>
-                            <a:cxnLst/>
-                            <a:rect l="0" t="0" r="0" b="0"/>
-                            <a:pathLst>
-                              <a:path h="45809">
-                                <a:moveTo>
-                                  <a:pt x="0" y="45809"/>
-                                </a:moveTo>
-                                <a:lnTo>
-                                  <a:pt x="0" y="0"/>
-                                </a:lnTo>
-                              </a:path>
-                            </a:pathLst>
-                          </a:custGeom>
-                          <a:ln w="45808" cap="flat">
-                            <a:miter lim="127000"/>
-                          </a:ln>
-                        </wps:spPr>
-                        <wps:style>
-                          <a:lnRef idx="1">
-                            <a:srgbClr val="000000"/>
-                          </a:lnRef>
-                          <a:fillRef idx="0">
-                            <a:srgbClr val="000000">
-                              <a:alpha val="0"/>
-                            </a:srgbClr>
-                          </a:fillRef>
-                          <a:effectRef idx="0">
-                            <a:scrgbClr r="0" g="0" b="0"/>
-                          </a:effectRef>
-                          <a:fontRef idx="none"/>
-                        </wps:style>
-                        <wps:bodyPr/>
-                      </wps:wsp>
-                    </wpg:wgp>
-                  </a:graphicData>
-                </a:graphic>
-              </wp:inline>
-            </w:drawing>
-          </mc:Choice>
-          <mc:Fallback xmlns:a="http://schemas.openxmlformats.org/drawingml/2006/main">
-            <w:pict>
-              <v:group id="Group 1119" style="width:3.6069pt;height:3.60699pt;mso-position-horizontal-relative:char;mso-position-vertical-relative:line" coordsize="458,458">
-                <v:shape id="Shape 106" style="position:absolute;width:0;height:458;left:0;top:0;" coordsize="0,45809" path="m0,45809l0,0">
-                  <v:stroke weight="3.6069pt" endcap="flat" joinstyle="miter" miterlimit="10" on="true" color="#000000"/>
-                  <v:fill on="false" color="#000000" opacity="0"/>
-                </v:shape>
-              </v:group>
-            </w:pict>
-          </mc:Fallback>
-        </mc:AlternateContent>
-      </w:r>
-      <w:r>
-        <w:t xml:space="preserve"> Separa correctamente la aplicación en tres archivos:</w:t>
-      </w:r>
-    </w:p>
-    <w:p>
-      <w:pPr>
-        <w:numPr>
-          <w:ilvl w:val="0"/>
-          <w:numId w:val="3"/>
-        </w:numPr>
-        <w:spacing w:after="103" w:line="259" w:lineRule="auto"/>
-        <w:ind w:hanging="302"/>
-      </w:pPr>
-      <w:r>
-        <w:rPr>
-          <w:rFonts w:ascii="Courier New" w:eastAsia="Courier New" w:hAnsi="Courier New" w:cs="Courier New"/>
-        </w:rPr>
-        <w:t>index.html</w:t>
-      </w:r>
-    </w:p>
-    <w:p>
-      <w:pPr>
-        <w:numPr>
-          <w:ilvl w:val="0"/>
-          <w:numId w:val="3"/>
-        </w:numPr>
-        <w:spacing w:after="103" w:line="259" w:lineRule="auto"/>
-        <w:ind w:hanging="302"/>
-      </w:pPr>
-      <w:r>
-        <w:rPr>
-          <w:rFonts w:ascii="Courier New" w:eastAsia="Courier New" w:hAnsi="Courier New" w:cs="Courier New"/>
-        </w:rPr>
-        <w:t>styles.css</w:t>
-      </w:r>
-    </w:p>
-    <w:p>
-      <w:pPr>
-        <w:numPr>
-          <w:ilvl w:val="0"/>
-          <w:numId w:val="3"/>
-        </w:numPr>
-        <w:spacing w:after="195" w:line="259" w:lineRule="auto"/>
-        <w:ind w:hanging="302"/>
-      </w:pPr>
-      <w:r>
-        <w:rPr>
-          <w:rFonts w:ascii="Courier New" w:eastAsia="Courier New" w:hAnsi="Courier New" w:cs="Courier New"/>
-        </w:rPr>
-        <w:t>app.js</w:t>
-      </w:r>
-    </w:p>
-    <w:p>
-      <w:pPr>
-        <w:ind w:left="593"/>
-      </w:pPr>
-      <w:r>
-        <w:rPr>
-          <w:rFonts w:ascii="Calibri" w:eastAsia="Calibri" w:hAnsi="Calibri" w:cs="Calibri"/>
-          <w:noProof/>
-          <w:sz w:val="22"/>
-        </w:rPr>
-        <mc:AlternateContent>
-          <mc:Choice Requires="wpg">
-            <w:drawing>
-              <wp:anchor distT="0" distB="0" distL="114300" distR="114300" simplePos="0" relativeHeight="251664384" behindDoc="0" locked="0" layoutInCell="1" allowOverlap="1" wp14:anchorId="6F69F98E" wp14:editId="4F97B54B">
-                <wp:simplePos x="0" y="0"/>
-                <wp:positionH relativeFrom="column">
-                  <wp:posOffset>264401</wp:posOffset>
-                </wp:positionH>
-                <wp:positionV relativeFrom="paragraph">
-                  <wp:posOffset>63486</wp:posOffset>
-                </wp:positionV>
-                <wp:extent cx="45808" cy="355791"/>
-                <wp:effectExtent l="0" t="0" r="0" b="0"/>
-                <wp:wrapSquare wrapText="bothSides"/>
-                <wp:docPr id="1120" name="Group 1120"/>
-                <wp:cNvGraphicFramePr/>
-                <a:graphic xmlns:a="http://schemas.openxmlformats.org/drawingml/2006/main">
-                  <a:graphicData uri="http://schemas.microsoft.com/office/word/2010/wordprocessingGroup">
-                    <wpg:wgp>
-                      <wpg:cNvGrpSpPr/>
-                      <wpg:grpSpPr>
-                        <a:xfrm>
-                          <a:off x="0" y="0"/>
-                          <a:ext cx="45808" cy="355791"/>
-                          <a:chOff x="0" y="0"/>
-                          <a:chExt cx="45808" cy="355791"/>
-                        </a:xfrm>
-                      </wpg:grpSpPr>
-                      <wps:wsp>
-                        <wps:cNvPr id="114" name="Shape 114"/>
-                        <wps:cNvSpPr/>
-                        <wps:spPr>
-                          <a:xfrm>
-                            <a:off x="0" y="0"/>
-                            <a:ext cx="0" cy="45796"/>
-                          </a:xfrm>
-                          <a:custGeom>
-                            <a:avLst/>
-                            <a:gdLst/>
-                            <a:ahLst/>
-                            <a:cxnLst/>
-                            <a:rect l="0" t="0" r="0" b="0"/>
-                            <a:pathLst>
-                              <a:path h="45796">
-                                <a:moveTo>
-                                  <a:pt x="0" y="45796"/>
-                                </a:moveTo>
-                                <a:lnTo>
-                                  <a:pt x="0" y="0"/>
-                                </a:lnTo>
-                              </a:path>
-                            </a:pathLst>
-                          </a:custGeom>
-                          <a:ln w="45808" cap="flat">
-                            <a:miter lim="127000"/>
-                          </a:ln>
-                        </wps:spPr>
-                        <wps:style>
-                          <a:lnRef idx="1">
-                            <a:srgbClr val="000000"/>
-                          </a:lnRef>
-                          <a:fillRef idx="0">
-                            <a:srgbClr val="000000">
-                              <a:alpha val="0"/>
-                            </a:srgbClr>
-                          </a:fillRef>
-                          <a:effectRef idx="0">
-                            <a:scrgbClr r="0" g="0" b="0"/>
-                          </a:effectRef>
-                          <a:fontRef idx="none"/>
-                        </wps:style>
-                        <wps:bodyPr/>
-                      </wps:wsp>
-                      <wps:wsp>
-                        <wps:cNvPr id="116" name="Shape 116"/>
-                        <wps:cNvSpPr/>
-                        <wps:spPr>
-                          <a:xfrm>
-                            <a:off x="0" y="309981"/>
-                            <a:ext cx="0" cy="45809"/>
-                          </a:xfrm>
-                          <a:custGeom>
-                            <a:avLst/>
-                            <a:gdLst/>
-                            <a:ahLst/>
-                            <a:cxnLst/>
-                            <a:rect l="0" t="0" r="0" b="0"/>
-                            <a:pathLst>
-                              <a:path h="45809">
-                                <a:moveTo>
-                                  <a:pt x="0" y="45809"/>
-                                </a:moveTo>
-                                <a:lnTo>
-                                  <a:pt x="0" y="0"/>
-                                </a:lnTo>
-                              </a:path>
-                            </a:pathLst>
-                          </a:custGeom>
-                          <a:ln w="45808" cap="flat">
-                            <a:miter lim="127000"/>
-                          </a:ln>
-                        </wps:spPr>
-                        <wps:style>
-                          <a:lnRef idx="1">
-                            <a:srgbClr val="000000"/>
-                          </a:lnRef>
-                          <a:fillRef idx="0">
-                            <a:srgbClr val="000000">
-                              <a:alpha val="0"/>
-                            </a:srgbClr>
-                          </a:fillRef>
-                          <a:effectRef idx="0">
-                            <a:scrgbClr r="0" g="0" b="0"/>
-                          </a:effectRef>
-                          <a:fontRef idx="none"/>
-                        </wps:style>
-                        <wps:bodyPr/>
-                      </wps:wsp>
-                    </wpg:wgp>
-                  </a:graphicData>
-                </a:graphic>
-              </wp:anchor>
-            </w:drawing>
-          </mc:Choice>
-          <mc:Fallback xmlns:a="http://schemas.openxmlformats.org/drawingml/2006/main">
-            <w:pict>
-              <v:group id="Group 1120" style="width:3.6069pt;height:28.015pt;position:absolute;mso-position-horizontal-relative:text;mso-position-horizontal:absolute;margin-left:20.819pt;mso-position-vertical-relative:text;margin-top:4.9989pt;" coordsize="458,3557">
-                <v:shape id="Shape 114" style="position:absolute;width:0;height:457;left:0;top:0;" coordsize="0,45796" path="m0,45796l0,0">
-                  <v:stroke weight="3.6069pt" endcap="flat" joinstyle="miter" miterlimit="10" on="true" color="#000000"/>
-                  <v:fill on="false" color="#000000" opacity="0"/>
-                </v:shape>
-                <v:shape id="Shape 116" style="position:absolute;width:0;height:458;left:0;top:3099;" coordsize="0,45809" path="m0,45809l0,0">
-                  <v:stroke weight="3.6069pt" endcap="flat" joinstyle="miter" miterlimit="10" on="true" color="#000000"/>
-                  <v:fill on="false" color="#000000" opacity="0"/>
-                </v:shape>
-                <w10:wrap type="square"/>
-              </v:group>
-            </w:pict>
-          </mc:Fallback>
-        </mc:AlternateContent>
-      </w:r>
-      <w:r>
-        <w:t>Integra un framework de CSS (por ejemplo Bootstrap).</w:t>
-      </w:r>
-    </w:p>
-    <w:p>
-      <w:pPr>
-        <w:spacing w:after="250"/>
-        <w:ind w:left="593"/>
-      </w:pPr>
-      <w:r>
-        <w:t>Mejora la presentación visual sin romper la funcionalidad.</w:t>
-      </w:r>
-    </w:p>
-    <w:p>
-      <w:pPr>
-        <w:ind w:left="0" w:firstLine="359"/>
-      </w:pPr>
-      <w:r>
-        <w:rPr>
-          <w:b/>
-        </w:rPr>
-        <w:t xml:space="preserve">Condición: </w:t>
-      </w:r>
-      <w:r>
-        <w:t>La aplicación debe seguir funcionando correctamente y mantener la delegación de eventos.</w:t>
-      </w:r>
     </w:p>
     <w:sectPr>
       <w:footerReference w:type="even" r:id="rId7"/>
@@ -2362,6 +1216,155 @@
 <file path=word/numbering.xml><?xml version="1.0" encoding="utf-8"?>
 <w:numbering xmlns:wpc="http://schemas.microsoft.com/office/word/2010/wordprocessingCanvas" xmlns:cx="http://schemas.microsoft.com/office/drawing/2014/chartex" xmlns:cx1="http://schemas.microsoft.com/office/drawing/2015/9/8/chartex" xmlns:cx2="http://schemas.microsoft.com/office/drawing/2015/10/21/chartex" xmlns:cx3="http://schemas.microsoft.com/office/drawing/2016/5/9/chartex" xmlns:cx4="http://schemas.microsoft.com/office/drawing/2016/5/10/chartex" xmlns:cx5="http://schemas.microsoft.com/office/drawing/2016/5/11/chartex" xmlns:cx6="http://schemas.microsoft.com/office/drawing/2016/5/12/chartex" xmlns:cx7="http://schemas.microsoft.com/office/drawing/2016/5/13/chartex" xmlns:cx8="http://schemas.microsoft.com/office/drawing/2016/5/14/chartex" xmlns:mc="http://schemas.openxmlformats.org/markup-compatibility/2006" xmlns:aink="http://schemas.microsoft.com/office/drawing/2016/ink" xmlns:am3d="http://schemas.microsoft.com/office/drawing/2017/model3d" xmlns:o="urn:schemas-microsoft-com:office:office" xmlns:oel="http://schemas.microsoft.com/office/2019/extlst" xmlns:r="http://schemas.openxmlformats.org/officeDocument/2006/relationships" xmlns:m="http://schemas.openxmlformats.org/officeDocument/2006/math" xmlns:v="urn:schemas-microsoft-com:vml" xmlns:wp14="http://schemas.microsoft.com/office/word/2010/wordprocessingDrawing" xmlns:wp="http://schemas.openxmlformats.org/drawingml/2006/wordprocessingDrawing" xmlns:w10="urn:schemas-microsoft-com:office:word" xmlns:w="http://schemas.openxmlformats.org/wordprocessingml/2006/main" xmlns:w14="http://schemas.microsoft.com/office/word/2010/wordml" xmlns:w15="http://schemas.microsoft.com/office/word/2012/wordml" xmlns:w16cex="http://schemas.microsoft.com/office/word/2018/wordml/cex" xmlns:w16cid="http://schemas.microsoft.com/office/word/2016/wordml/cid" xmlns:w16="http://schemas.microsoft.com/office/word/2018/wordml" xmlns:w16du="http://schemas.microsoft.com/office/word/2023/wordml/word16du" xmlns:w16sdtdh="http://schemas.microsoft.com/office/word/2020/wordml/sdtdatahash" xmlns:w16sdtfl="http://schemas.microsoft.com/office/word/2024/wordml/sdtformatlock" xmlns:w16se="http://schemas.microsoft.com/office/word/2015/wordml/symex" xmlns:wpg="http://schemas.microsoft.com/office/word/2010/wordprocessingGroup" xmlns:wpi="http://schemas.microsoft.com/office/word/2010/wordprocessingInk" xmlns:wne="http://schemas.microsoft.com/office/word/2006/wordml" xmlns:wps="http://schemas.microsoft.com/office/word/2010/wordprocessingShape" mc:Ignorable="w14 w15 w16se w16cid w16 w16cex w16sdtdh w16sdtfl w16du wp14">
   <w:abstractNum w:abstractNumId="0" w15:restartNumberingAfterBreak="0">
+    <w:nsid w:val="01066C5F"/>
+    <w:multiLevelType w:val="multilevel"/>
+    <w:tmpl w:val="7FFE908C"/>
+    <w:lvl w:ilvl="0">
+      <w:start w:val="1"/>
+      <w:numFmt w:val="bullet"/>
+      <w:lvlText w:val=""/>
+      <w:lvlJc w:val="left"/>
+      <w:pPr>
+        <w:tabs>
+          <w:tab w:val="num" w:pos="720"/>
+        </w:tabs>
+        <w:ind w:left="720" w:hanging="360"/>
+      </w:pPr>
+      <w:rPr>
+        <w:rFonts w:ascii="Symbol" w:hAnsi="Symbol" w:hint="default"/>
+        <w:sz w:val="20"/>
+      </w:rPr>
+    </w:lvl>
+    <w:lvl w:ilvl="1" w:tentative="1">
+      <w:start w:val="1"/>
+      <w:numFmt w:val="bullet"/>
+      <w:lvlText w:val="o"/>
+      <w:lvlJc w:val="left"/>
+      <w:pPr>
+        <w:tabs>
+          <w:tab w:val="num" w:pos="1440"/>
+        </w:tabs>
+        <w:ind w:left="1440" w:hanging="360"/>
+      </w:pPr>
+      <w:rPr>
+        <w:rFonts w:ascii="Courier New" w:hAnsi="Courier New" w:hint="default"/>
+        <w:sz w:val="20"/>
+      </w:rPr>
+    </w:lvl>
+    <w:lvl w:ilvl="2" w:tentative="1">
+      <w:start w:val="1"/>
+      <w:numFmt w:val="bullet"/>
+      <w:lvlText w:val=""/>
+      <w:lvlJc w:val="left"/>
+      <w:pPr>
+        <w:tabs>
+          <w:tab w:val="num" w:pos="2160"/>
+        </w:tabs>
+        <w:ind w:left="2160" w:hanging="360"/>
+      </w:pPr>
+      <w:rPr>
+        <w:rFonts w:ascii="Wingdings" w:hAnsi="Wingdings" w:hint="default"/>
+        <w:sz w:val="20"/>
+      </w:rPr>
+    </w:lvl>
+    <w:lvl w:ilvl="3" w:tentative="1">
+      <w:start w:val="1"/>
+      <w:numFmt w:val="bullet"/>
+      <w:lvlText w:val=""/>
+      <w:lvlJc w:val="left"/>
+      <w:pPr>
+        <w:tabs>
+          <w:tab w:val="num" w:pos="2880"/>
+        </w:tabs>
+        <w:ind w:left="2880" w:hanging="360"/>
+      </w:pPr>
+      <w:rPr>
+        <w:rFonts w:ascii="Wingdings" w:hAnsi="Wingdings" w:hint="default"/>
+        <w:sz w:val="20"/>
+      </w:rPr>
+    </w:lvl>
+    <w:lvl w:ilvl="4" w:tentative="1">
+      <w:start w:val="1"/>
+      <w:numFmt w:val="bullet"/>
+      <w:lvlText w:val=""/>
+      <w:lvlJc w:val="left"/>
+      <w:pPr>
+        <w:tabs>
+          <w:tab w:val="num" w:pos="3600"/>
+        </w:tabs>
+        <w:ind w:left="3600" w:hanging="360"/>
+      </w:pPr>
+      <w:rPr>
+        <w:rFonts w:ascii="Wingdings" w:hAnsi="Wingdings" w:hint="default"/>
+        <w:sz w:val="20"/>
+      </w:rPr>
+    </w:lvl>
+    <w:lvl w:ilvl="5" w:tentative="1">
+      <w:start w:val="1"/>
+      <w:numFmt w:val="bullet"/>
+      <w:lvlText w:val=""/>
+      <w:lvlJc w:val="left"/>
+      <w:pPr>
+        <w:tabs>
+          <w:tab w:val="num" w:pos="4320"/>
+        </w:tabs>
+        <w:ind w:left="4320" w:hanging="360"/>
+      </w:pPr>
+      <w:rPr>
+        <w:rFonts w:ascii="Wingdings" w:hAnsi="Wingdings" w:hint="default"/>
+        <w:sz w:val="20"/>
+      </w:rPr>
+    </w:lvl>
+    <w:lvl w:ilvl="6" w:tentative="1">
+      <w:start w:val="1"/>
+      <w:numFmt w:val="bullet"/>
+      <w:lvlText w:val=""/>
+      <w:lvlJc w:val="left"/>
+      <w:pPr>
+        <w:tabs>
+          <w:tab w:val="num" w:pos="5040"/>
+        </w:tabs>
+        <w:ind w:left="5040" w:hanging="360"/>
+      </w:pPr>
+      <w:rPr>
+        <w:rFonts w:ascii="Wingdings" w:hAnsi="Wingdings" w:hint="default"/>
+        <w:sz w:val="20"/>
+      </w:rPr>
+    </w:lvl>
+    <w:lvl w:ilvl="7" w:tentative="1">
+      <w:start w:val="1"/>
+      <w:numFmt w:val="bullet"/>
+      <w:lvlText w:val=""/>
+      <w:lvlJc w:val="left"/>
+      <w:pPr>
+        <w:tabs>
+          <w:tab w:val="num" w:pos="5760"/>
+        </w:tabs>
+        <w:ind w:left="5760" w:hanging="360"/>
+      </w:pPr>
+      <w:rPr>
+        <w:rFonts w:ascii="Wingdings" w:hAnsi="Wingdings" w:hint="default"/>
+        <w:sz w:val="20"/>
+      </w:rPr>
+    </w:lvl>
+    <w:lvl w:ilvl="8" w:tentative="1">
+      <w:start w:val="1"/>
+      <w:numFmt w:val="bullet"/>
+      <w:lvlText w:val=""/>
+      <w:lvlJc w:val="left"/>
+      <w:pPr>
+        <w:tabs>
+          <w:tab w:val="num" w:pos="6480"/>
+        </w:tabs>
+        <w:ind w:left="6480" w:hanging="360"/>
+      </w:pPr>
+      <w:rPr>
+        <w:rFonts w:ascii="Wingdings" w:hAnsi="Wingdings" w:hint="default"/>
+        <w:sz w:val="20"/>
+      </w:rPr>
+    </w:lvl>
+  </w:abstractNum>
+  <w:abstractNum w:abstractNumId="1" w15:restartNumberingAfterBreak="0">
     <w:nsid w:val="02407A21"/>
     <w:multiLevelType w:val="hybridMultilevel"/>
     <w:tmpl w:val="2E98D48E"/>
@@ -2573,7 +1576,7 @@
       </w:rPr>
     </w:lvl>
   </w:abstractNum>
-  <w:abstractNum w:abstractNumId="1" w15:restartNumberingAfterBreak="0">
+  <w:abstractNum w:abstractNumId="2" w15:restartNumberingAfterBreak="0">
     <w:nsid w:val="03A03E9B"/>
     <w:multiLevelType w:val="hybridMultilevel"/>
     <w:tmpl w:val="032AB6D4"/>
@@ -2785,7 +1788,7 @@
       </w:rPr>
     </w:lvl>
   </w:abstractNum>
-  <w:abstractNum w:abstractNumId="2" w15:restartNumberingAfterBreak="0">
+  <w:abstractNum w:abstractNumId="3" w15:restartNumberingAfterBreak="0">
     <w:nsid w:val="1E490444"/>
     <w:multiLevelType w:val="hybridMultilevel"/>
     <w:tmpl w:val="D73CD8BC"/>
@@ -2997,14 +2000,169 @@
       </w:rPr>
     </w:lvl>
   </w:abstractNum>
+  <w:abstractNum w:abstractNumId="4" w15:restartNumberingAfterBreak="0">
+    <w:nsid w:val="47EC72D4"/>
+    <w:multiLevelType w:val="multilevel"/>
+    <w:tmpl w:val="F79E351C"/>
+    <w:lvl w:ilvl="0">
+      <w:start w:val="1"/>
+      <w:numFmt w:val="bullet"/>
+      <w:lvlText w:val=""/>
+      <w:lvlJc w:val="left"/>
+      <w:pPr>
+        <w:tabs>
+          <w:tab w:val="num" w:pos="720"/>
+        </w:tabs>
+        <w:ind w:left="720" w:hanging="360"/>
+      </w:pPr>
+      <w:rPr>
+        <w:rFonts w:ascii="Symbol" w:hAnsi="Symbol" w:hint="default"/>
+        <w:sz w:val="20"/>
+      </w:rPr>
+    </w:lvl>
+    <w:lvl w:ilvl="1" w:tentative="1">
+      <w:start w:val="1"/>
+      <w:numFmt w:val="bullet"/>
+      <w:lvlText w:val="o"/>
+      <w:lvlJc w:val="left"/>
+      <w:pPr>
+        <w:tabs>
+          <w:tab w:val="num" w:pos="1440"/>
+        </w:tabs>
+        <w:ind w:left="1440" w:hanging="360"/>
+      </w:pPr>
+      <w:rPr>
+        <w:rFonts w:ascii="Courier New" w:hAnsi="Courier New" w:hint="default"/>
+        <w:sz w:val="20"/>
+      </w:rPr>
+    </w:lvl>
+    <w:lvl w:ilvl="2" w:tentative="1">
+      <w:start w:val="1"/>
+      <w:numFmt w:val="bullet"/>
+      <w:lvlText w:val=""/>
+      <w:lvlJc w:val="left"/>
+      <w:pPr>
+        <w:tabs>
+          <w:tab w:val="num" w:pos="2160"/>
+        </w:tabs>
+        <w:ind w:left="2160" w:hanging="360"/>
+      </w:pPr>
+      <w:rPr>
+        <w:rFonts w:ascii="Wingdings" w:hAnsi="Wingdings" w:hint="default"/>
+        <w:sz w:val="20"/>
+      </w:rPr>
+    </w:lvl>
+    <w:lvl w:ilvl="3" w:tentative="1">
+      <w:start w:val="1"/>
+      <w:numFmt w:val="bullet"/>
+      <w:lvlText w:val=""/>
+      <w:lvlJc w:val="left"/>
+      <w:pPr>
+        <w:tabs>
+          <w:tab w:val="num" w:pos="2880"/>
+        </w:tabs>
+        <w:ind w:left="2880" w:hanging="360"/>
+      </w:pPr>
+      <w:rPr>
+        <w:rFonts w:ascii="Wingdings" w:hAnsi="Wingdings" w:hint="default"/>
+        <w:sz w:val="20"/>
+      </w:rPr>
+    </w:lvl>
+    <w:lvl w:ilvl="4" w:tentative="1">
+      <w:start w:val="1"/>
+      <w:numFmt w:val="bullet"/>
+      <w:lvlText w:val=""/>
+      <w:lvlJc w:val="left"/>
+      <w:pPr>
+        <w:tabs>
+          <w:tab w:val="num" w:pos="3600"/>
+        </w:tabs>
+        <w:ind w:left="3600" w:hanging="360"/>
+      </w:pPr>
+      <w:rPr>
+        <w:rFonts w:ascii="Wingdings" w:hAnsi="Wingdings" w:hint="default"/>
+        <w:sz w:val="20"/>
+      </w:rPr>
+    </w:lvl>
+    <w:lvl w:ilvl="5" w:tentative="1">
+      <w:start w:val="1"/>
+      <w:numFmt w:val="bullet"/>
+      <w:lvlText w:val=""/>
+      <w:lvlJc w:val="left"/>
+      <w:pPr>
+        <w:tabs>
+          <w:tab w:val="num" w:pos="4320"/>
+        </w:tabs>
+        <w:ind w:left="4320" w:hanging="360"/>
+      </w:pPr>
+      <w:rPr>
+        <w:rFonts w:ascii="Wingdings" w:hAnsi="Wingdings" w:hint="default"/>
+        <w:sz w:val="20"/>
+      </w:rPr>
+    </w:lvl>
+    <w:lvl w:ilvl="6" w:tentative="1">
+      <w:start w:val="1"/>
+      <w:numFmt w:val="bullet"/>
+      <w:lvlText w:val=""/>
+      <w:lvlJc w:val="left"/>
+      <w:pPr>
+        <w:tabs>
+          <w:tab w:val="num" w:pos="5040"/>
+        </w:tabs>
+        <w:ind w:left="5040" w:hanging="360"/>
+      </w:pPr>
+      <w:rPr>
+        <w:rFonts w:ascii="Wingdings" w:hAnsi="Wingdings" w:hint="default"/>
+        <w:sz w:val="20"/>
+      </w:rPr>
+    </w:lvl>
+    <w:lvl w:ilvl="7" w:tentative="1">
+      <w:start w:val="1"/>
+      <w:numFmt w:val="bullet"/>
+      <w:lvlText w:val=""/>
+      <w:lvlJc w:val="left"/>
+      <w:pPr>
+        <w:tabs>
+          <w:tab w:val="num" w:pos="5760"/>
+        </w:tabs>
+        <w:ind w:left="5760" w:hanging="360"/>
+      </w:pPr>
+      <w:rPr>
+        <w:rFonts w:ascii="Wingdings" w:hAnsi="Wingdings" w:hint="default"/>
+        <w:sz w:val="20"/>
+      </w:rPr>
+    </w:lvl>
+    <w:lvl w:ilvl="8" w:tentative="1">
+      <w:start w:val="1"/>
+      <w:numFmt w:val="bullet"/>
+      <w:lvlText w:val=""/>
+      <w:lvlJc w:val="left"/>
+      <w:pPr>
+        <w:tabs>
+          <w:tab w:val="num" w:pos="6480"/>
+        </w:tabs>
+        <w:ind w:left="6480" w:hanging="360"/>
+      </w:pPr>
+      <w:rPr>
+        <w:rFonts w:ascii="Wingdings" w:hAnsi="Wingdings" w:hint="default"/>
+        <w:sz w:val="20"/>
+      </w:rPr>
+    </w:lvl>
+  </w:abstractNum>
   <w:num w:numId="1" w16cid:durableId="1900937639">
+    <w:abstractNumId w:val="3"/>
+  </w:num>
+  <w:num w:numId="2" w16cid:durableId="1435250550">
     <w:abstractNumId w:val="2"/>
   </w:num>
-  <w:num w:numId="2" w16cid:durableId="1435250550">
+  <w:num w:numId="3" w16cid:durableId="1241865622">
     <w:abstractNumId w:val="1"/>
   </w:num>
-  <w:num w:numId="3" w16cid:durableId="1241865622">
+  <w:num w:numId="4" w16cid:durableId="1857226324">
     <w:abstractNumId w:val="0"/>
+  </w:num>
+  <w:num w:numId="5" w16cid:durableId="1918973459">
+    <w:abstractNumId w:val="4"/>
   </w:num>
 </w:numbering>
 </file>
@@ -3441,7 +2599,6 @@
   <w:style w:type="character" w:default="1" w:styleId="Fuentedeprrafopredeter">
     <w:name w:val="Default Paragraph Font"/>
     <w:uiPriority w:val="1"/>
-    <w:semiHidden/>
     <w:unhideWhenUsed/>
   </w:style>
   <w:style w:type="table" w:default="1" w:styleId="Tablanormal">
@@ -3474,6 +2631,14 @@
       <w:color w:val="000000"/>
       <w:sz w:val="34"/>
     </w:rPr>
+  </w:style>
+  <w:style w:type="paragraph" w:styleId="NormalWeb">
+    <w:name w:val="Normal (Web)"/>
+    <w:basedOn w:val="Normal"/>
+    <w:uiPriority w:val="99"/>
+    <w:semiHidden/>
+    <w:unhideWhenUsed/>
+    <w:rsid w:val="00CA58DE"/>
   </w:style>
 </w:styles>
 </file>
